--- a/docs/Tab_2_Khusus_Guru_Script_Word_by_Word.docx
+++ b/docs/Tab_2_Khusus_Guru_Script_Word_by_Word.docx
@@ -407,6 +407,8 @@
         <w:br/>
         <w:t>⭐ KPK(4, 6) = 12!</w:t>
         <w:br/>
+        <w:t>Kapsul Alat Bantu: 4 = 2² dan 6 = 2 × 3 ──► KPK = 2² × 3 = 12.</w:t>
+        <w:br/>
         <w:br/>
       </w:r>
       <w:r>
@@ -418,7 +420,19 @@
         <w:br/>
       </w:r>
       <w:r>
-        <w:t>Guru: 'Kita cari kelipatan dari 4 dan 6 yang sama dan paling kecil: ternyata 12! Jadi kedua pizza kita potong menjadi 12 bagian sama rata. 1/4 berubah jadi 3/12, dan 1/6 berubah jadi 2/12. Hasilnya adalah 5/12!'</w:t>
+        <w:t>Guru: 'Untuk mencari ukuran potongan yang sama, kita cari kelipatan dari 4 dan 6 yang paling kecil: ketemu di angka 12!</w:t>
+        <w:br/>
+        <w:br/>
+        <w:t>Oiya Mishka, selain mendaftar kelipatan, ilmuwan matematika punya alat bantu rahasia namanya Pohon Faktor &amp; Bilangan Prima! Mishka pernah dengar bilangan prima?'</w:t>
+        <w:br/>
+        <w:br/>
+        <w:t>Mishka: 'Pernah dengar sedikit, Bu.'</w:t>
+        <w:br/>
+        <w:br/>
+        <w:t>Guru: 'Keren! Bilangan prima itu seperti batu bata lego paling dasar yang nggak bisa dipecah lagi: 2, 3, 5, 7. Angka 4 kalau dipecah adalah 2 × 2 atau 2² (2 pangkat 2). Angka 6 adalah 2 × 3. Aturan KPK: ambil semua faktor prima, jika sama ambil pangkat terbesar: 2² × 3 = 4 × 3 = 12! Hasilnya persis sama kan dengan kelipatan pizza tadi? Pohon faktor ini alat sakti kalau nanti Mishka bertemu angka ratusan!</w:t>
+        <w:br/>
+        <w:br/>
+        <w:t>Kembali ke pizza: 1/4 berubah jadi 3/12, dan 1/6 berubah jadi 2/12. Keduanya kini berukuran sama!'</w:t>
       </w:r>
     </w:p>
     <w:p>
@@ -451,7 +465,7 @@
         <w:br/>
       </w:r>
       <w:r>
-        <w:t>Guru: 'Setelah penyebutnya sama-sama 12, baru boleh atasnya dijumlahkan: 3 + 2 = 5/12! Sangat rapi dan terbukti logis!'</w:t>
+        <w:t>Guru: 'Setelah penyebutnya sama-sama 12, baru boleh atasnya dijumlahkan: 3 + 2 = 5/12! Ingat ya: penyebut 12 TETAP, tidak ikut dijumlahkan jadi 24!'</w:t>
       </w:r>
     </w:p>
     <w:p>
@@ -471,7 +485,9 @@
         <w:br/>
       </w:r>
       <w:r>
-        <w:t>Contoh: 18/24 disederhanakan dengan membagi pembilang dan penyebut dengan FPB(18, 24) = 6. Hasilnya 3/4.</w:t>
+        <w:t>Pecahan Raksasa 18/24 ──► Dibagi 6 (FPB) ──► Menjadi 3/4 Ramping!</w:t>
+        <w:br/>
+        <w:t>Kapsul Pohon Faktor: 18 = 2 × 3² dan 24 = 2³ × 3 ──► FPB = 2¹ × 3¹ = 6.</w:t>
         <w:br/>
         <w:br/>
       </w:r>
@@ -484,7 +500,16 @@
         <w:br/>
       </w:r>
       <w:r>
-        <w:t>Guru: 'Kalau KPK dipakai untuk MENYAMAKAN penyebut pecahan, maka FPB dipakai untuk MENYEDERHANAKAN pecahan ke bentuk paling kecil! Kita bagi atas dan bawah dengan FPB(18, 24) yaitu 6, sehingga jadi 3/4!'</w:t>
+        <w:t>Guru: 'Kalau KPK bertugas di awal untuk menyamakan penyebut, kapan giliran FPB beraksi? FPB beraksi saat hasil pecahan kita angkanya terlalu besar dan gendut, misalnya 18/24! Untuk merampingkannya sekali jalan sampai mentok paling sederhana, kita bagi pembilang dan penyebut dengan FPB-nya!</w:t>
+        <w:br/>
+        <w:br/>
+        <w:t>Kalau pakai pohon faktor: 18 = 2 × 3² dan 24 = 2³ × 3. Aturan FPB kebalikan dari KPK: hanya pilih faktor prima yang SAMA di keduanya, lalu ambil pangkat TERKECIL: 2¹ × 3¹ = 6! Berarti pembagi saktinya adalah 6! Coba Mishka bagi 18 dan 24 dengan 6, jadi berapa?'</w:t>
+        <w:br/>
+        <w:br/>
+        <w:t>Mishka: 'Atas jadi 3, bawah jadi 4. Jadi 3/4, Bu!'</w:t>
+        <w:br/>
+        <w:br/>
+        <w:t>Guru: 'Tepat sekali! Pecahan raksasa 18/24 langsung ramping jadi 3/4 dalam satu tarikan napas berkat FPB!'</w:t>
       </w:r>
     </w:p>
     <w:p>

--- a/docs/Tab_2_Khusus_Guru_Script_Word_by_Word.docx
+++ b/docs/Tab_2_Khusus_Guru_Script_Word_by_Word.docx
@@ -7,10 +7,10 @@
         <w:rPr>
           <w:rFonts w:ascii="Arial" w:hAnsi="Arial"/>
           <w:b/>
-          <w:color w:val="B45309"/>
+          <w:color w:val="0F172A"/>
           <w:sz w:val="40"/>
         </w:rPr>
-        <w:t>🎙️ SCRIPT MENGAJAR WORD-BY-WORD (KHUSUS GURU)</w:t>
+        <w:t>🎙️ SCRIPT WORD-BY-WORD GURU &amp; STRUKTUR LES 60 MENIT</w:t>
       </w:r>
     </w:p>
     <w:p>
@@ -21,7 +21,81 @@
           <w:color w:val="64748B"/>
           <w:sz w:val="21"/>
         </w:rPr>
-        <w:t>Panduan Lengkap Guru: Canva Slide Interactive Explaining + Web Games Hands-on Practice</w:t>
+        <w:t>Panduan Lengkap Guru: Canva Explaining + 15-18 Menit Menulis Aktif + Web Games Hands-on</w:t>
+      </w:r>
+    </w:p>
+    <w:p>
+      <w:pPr>
+        <w:spacing w:after="160"/>
+      </w:pPr>
+    </w:p>
+    <w:p>
+      <w:pPr>
+        <w:pStyle w:val="Heading1"/>
+      </w:pPr>
+      <w:r>
+        <w:t>⏱️ STRUKTUR ALOKASI WAKTU 60 MENIT (STANDAR LES PRIVAT)</w:t>
+      </w:r>
+    </w:p>
+    <w:p>
+      <w:r>
+        <w:rPr>
+          <w:b/>
+        </w:rPr>
+        <w:t xml:space="preserve">• Menit 00–05 (5 Menit): </w:t>
+      </w:r>
+      <w:r>
+        <w:t>Mood Check-in &amp; Pemanasan. Tanya santai tentang latihan skateboard/senam + klik mood di web game.</w:t>
+        <w:br/>
+      </w:r>
+      <w:r>
+        <w:rPr>
+          <w:b/>
+        </w:rPr>
+        <w:t xml:space="preserve">• Menit 05–17 (12 Menit): </w:t>
+      </w:r>
+      <w:r>
+        <w:t>Teori Padat &amp; Misteri Soal (Slide 1 &amp; 2). Menghadapkan siswa pada inti masalah secara lugas tanpa membingungkan.</w:t>
+        <w:br/>
+      </w:r>
+      <w:r>
+        <w:rPr>
+          <w:b/>
+        </w:rPr>
+        <w:t xml:space="preserve">• Menit 17–27 (10 Menit): </w:t>
+      </w:r>
+      <w:r>
+        <w:t>💡 Jembatan Imajinasi Kinestetik (Slide 3). Membawa materi ke dunia nyata anak (Skater &amp; Pesenam) untuk memicu 'Aha! Moment'.</w:t>
+        <w:br/>
+      </w:r>
+      <w:r>
+        <w:rPr>
+          <w:b/>
+        </w:rPr>
+        <w:t xml:space="preserve">• Menit 27–44 (17 Menit): </w:t>
+      </w:r>
+      <w:r>
+        <w:t>✍️ BLOK EMAS: AKTIF MENULIS SISWA (15–18 MENIT). Siswa fokus menulis mandiri di buku tulis fisik (menggambar pohon faktor, lintasan, dan rumus emas).</w:t>
+        <w:br/>
+      </w:r>
+      <w:r>
+        <w:rPr>
+          <w:b/>
+        </w:rPr>
+        <w:t xml:space="preserve">• Menit 44–55 (11 Menit): </w:t>
+      </w:r>
+      <w:r>
+        <w:t>🎮 Pembuktian Interaktif Web Games. Membuktikan catatan manual menggunakan fitur interaktif Grid 1–100 / Kalender.</w:t>
+        <w:br/>
+      </w:r>
+      <w:r>
+        <w:rPr>
+          <w:b/>
+        </w:rPr>
+        <w:t xml:space="preserve">• Menit 55–60 (5 Menit): </w:t>
+      </w:r>
+      <w:r>
+        <w:t>Victory Lap &amp; Refleksi. Guru memberi apresiasi mental juara dan menyimpulkan poin inti.</w:t>
       </w:r>
     </w:p>
     <w:p>
@@ -67,7 +141,7 @@
         <w:br/>
       </w:r>
       <w:r>
-        <w:t>Guru: 'Halo Aqlan! Selamat datang di arena perlombaan lari matematika kita hari ini! Coba Aqlan lihat slide Ibu: Wah, ada dua pelari tangguh di garis START! The Boy menyelesaikan 1 putaran dalam 3 menit, sedangkan The Girl menyelesaikan 1 putaran dalam 4 menit. Mereka mulai lari bersamaan pas peluit bunyi! Pertanyaannya: Apakah mereka berdua akan pernah berpapasan dan bertemu kembali persis di garis START bersama-sama? Atau The Boy bakal terus ninggalin The Girl?'</w:t>
+        <w:t>Guru: 'Halo Aqlan! Selamat datang di arena perlombaan matematika kita hari ini! Coba Aqlan lihat slide Ibu: Wah, ada dua pelari tangguh di garis START! The Boy menyelesaikan 1 putaran dalam 3 menit, sedangkan The Girl menyelesaikan 1 putaran dalam 4 menit. Mereka mulai lari bersamaan pas peluit bunyi! Pertanyaannya: Apakah mereka berdua akan pernah berpapasan dan bertemu kembali persis di garis START bersama-sama? Atau The Boy bakal terus ninggalin The Girl?'</w:t>
         <w:br/>
         <w:br/>
         <w:t>Aqlan: 'Bakal ketemu lagi di garis START, Bu!'</w:t>
@@ -128,7 +202,7 @@
         <w:pStyle w:val="Heading3"/>
       </w:pPr>
       <w:r>
-        <w:t>📌 Slide 3: Menemukan Titik Temu KPK (Pertemuan Pertama &amp; Putaran)</w:t>
+        <w:t>📌 Slide 3: Menemukan Titik Temu KPK (Imajinasi Skater di Skatepark)</w:t>
       </w:r>
     </w:p>
     <w:p>
@@ -144,7 +218,7 @@
         <w:br/>
         <w:t>⭐ KPK (Pertemuan PERTAMA / Tercepat) = Menit ke-12 ⭐</w:t>
         <w:br/>
-        <w:t>Saat itu: The Boy selesai 4 putaran, The Girl selesai 3 putaran.</w:t>
+        <w:t>🛹 Analogi Skater: Skater A (3 detik/luncuran) &amp; Skater B (4 detik/luncuran) bertemu di puncak ramp pada detik ke-12!</w:t>
         <w:br/>
         <w:br/>
       </w:r>
@@ -163,13 +237,19 @@
         <w:t>Aqlan: 'Menit ke-12, Bu!'</w:t>
         <w:br/>
         <w:br/>
-        <w:t>Guru: 'Tepat sekali! Karena menit ke-12 adalah pertemuan pertama alias paling KECIL, inilah yang disebut KPK (Kelipatan Persekutuan Terkecil)! Nah, pada menit ke-12 saat ketemu di garis start, The Boy sudah lari berapa putaran? Dan The Girl berapa putaran?'</w:t>
+        <w:t>Guru: 'Tepat sekali! Karena menit ke-12 adalah pertemuan pertama alias paling KECIL, inilah yang disebut KPK! KPK dari 3 dan 4 adalah 12!</w:t>
         <w:br/>
         <w:br/>
-        <w:t>Aqlan: 'The Boy 4 putaran (12 ÷ 3), The Girl 3 putaran (12 ÷ 4)!'</w:t>
+        <w:t>Nah Aqlan, sekarang bayangkan kamu lagi di Skatepark bawa papan skateboard kebanggaanmu! Kamu meluncur di lintasan mini-ramp bolak-balik: 1 kali luncuran trikmu butuh 3 detik. Temanmu butuh 4 detik. Kalau meluncur asal-asalan, bisa tabrakan di tengah ramp kan? Supaya kalian berdua bisa melakukan trik drop-in yang keren bareng-bareng di puncak ramp pada detik yang sama persis, di detik ke berapa kalian berdua ketemu?'</w:t>
         <w:br/>
         <w:br/>
-        <w:t>Guru: 'Maa Syaa Allah, pintar sekali Aqlan! KPK dari 3 dan 4 adalah 12!'</w:t>
+        <w:t>Aqlan: 'Di detik ke-12, Bu!'</w:t>
+        <w:br/>
+        <w:br/>
+        <w:t>Guru: 'BINGO! KPK itu sebenarnya ritme sinkronisasi trik skater pro!</w:t>
+        <w:br/>
+        <w:br/>
+        <w:t>🎙️ TRANSISI KE BLOK MENULIS (15–18 MENIT): Skater hebat selalu punya catatan strategi juara di buku! Sekarang Aqlan siapkan buku catatan tulismu dan pulpen favoritmu. Selama 15–18 menit ke depan, Aqlan akan menggambar lintasan skateboard ini dan mencatat rumus rahasia KPK di buku tulismu. Yuk kita buka buku catatan sekarang!'</w:t>
       </w:r>
     </w:p>
     <w:p>
@@ -218,7 +298,7 @@
         <w:pStyle w:val="Heading3"/>
       </w:pPr>
       <w:r>
-        <w:t>📌 Slide 5: Misi Toko Donat: Kotak Parcel Terbanyak (FPB)</w:t>
+        <w:t>📌 Slide 5: Misi Toko Donat &amp; Toolkit Skater (FPB)</w:t>
       </w:r>
     </w:p>
     <w:p>
@@ -230,11 +310,11 @@
         <w:br/>
       </w:r>
       <w:r>
-        <w:t>12 Donat Cokelat &amp; 18 Donat Keju dibagi rata ke dalam kotak parcel.</w:t>
+        <w:t>12 Donat Cokelat &amp; 18 Donat Keju (atau 12 Bearing Roda &amp; 18 Stiker Skate).</w:t>
         <w:br/>
-        <w:t>🎁 FPB(12, 18) = 6 Kotak Parcel Terbanyak!</w:t>
+        <w:t>🎁 FPB(12, 18) = 6 Kotak Parcel / Pouch Toolkit Terbanyak!</w:t>
         <w:br/>
-        <w:t>Tiap kotak: 2 Donat Cokelat (12 ÷ 6) + 3 Donat Keju (18 ÷ 6) = 5 Donat.</w:t>
+        <w:t>Tiap pouch: 2 Bearing Roda (12 ÷ 6) + 3 Stiker (18 ÷ 6).</w:t>
         <w:br/>
         <w:br/>
       </w:r>
@@ -247,13 +327,13 @@
         <w:br/>
       </w:r>
       <w:r>
-        <w:t>Guru: 'Ibu punya 12 donat cokelat dan 18 donat keju. Mau dimasukkan ke kotak parcel dengan isi yang persis sama dan tanpa sisa. Faktor pembagi yang sama dari 12 dan 18 ada angka 1, 2, 3, dan 6. Tapi Ibu mau bikin KOTAK SEBANYAK-BANYAKNYA! Angka berapa yang kita pilih?'</w:t>
+        <w:t>Guru: 'Ibu punya 12 donat cokelat dan 18 donat keju. Atau bayangkan Aqlan mau merakit hadiah untuk teman-teman skater: ada 12 bearing roda dan 18 stiker skateboard keren! Mau dimasukkan ke dalam pouch toolkit dengan isi yang persis sama dan tanpa sisa. Faktor pembagi yang sama ada angka 1, 2, 3, dan 6. Tapi kita mau bikin KANTONG POUCH SEBANYAK-BANYAKNYA! Angka berapa yang kita pilih?'</w:t>
         <w:br/>
         <w:br/>
         <w:t>Aqlan: 'Angka 6, Bu!'</w:t>
         <w:br/>
         <w:br/>
-        <w:t>Guru: 'Tepat! Karena mencari faktor pembagi yang paling BESAR, inilah FPB! Tiap kotak isi 2 cokelat dan 3 keju!'</w:t>
+        <w:t>Guru: 'Tepat! Karena mencari faktor pembagi yang paling BESAR, inilah FPB! Aqlan bisa membuat 6 kantong pouch toolkit, masing-masing berisi 2 bearing dan 3 stiker tanpa sisa sebiji pun!'</w:t>
       </w:r>
     </w:p>
     <w:p>
@@ -273,9 +353,9 @@
         <w:br/>
       </w:r>
       <w:r>
-        <w:t>KPK = Maju / Membesar (Jadwal berulang, bertemu di garis start)</w:t>
+        <w:t>KPK = Maju / Membesar (Jadwal berulang, meluncur bersama di puncak ramp)</w:t>
         <w:br/>
-        <w:t>FPB = Membagi / Memotong (Bagi kue sama rata, parcel terbanyak)</w:t>
+        <w:t>FPB = Membagi / Memotong (Bagi kue sama rata, pouch toolkit terbanyak)</w:t>
         <w:br/>
         <w:t>🎮 BUKA WEB GAME AQLAN: https://tiara-dwi.github.io/pkbm-games/math/aqlan.html</w:t>
         <w:br/>
@@ -290,7 +370,7 @@
         <w:br/>
       </w:r>
       <w:r>
-        <w:t>Guru: 'Aqlan, ingat kunci ini: Kalau ceritanya tentang berlari maju mencari waktu bertemu lagi di garis start atau jadwal bersama, itu KPK! Kalau ceritanya membagi-bagi makanan ke wadah sama rata, itu FPB! Sekarang saatnya kita mainkan web game detektif Aqlan di link yang Ibu kirimkan ya!'</w:t>
+        <w:t>Guru: 'Aqlan, ingat kunci ini: Kalau ceritanya tentang bergerak maju mencari waktu bertemu lagi di garis start atau jadwal bersama, itu KPK! Kalau ceritanya membagi peralatan rata, itu FPB! Sekarang saatnya kita mainkan web game detektif Aqlan di link yang Ibu kirimkan ya!'</w:t>
       </w:r>
     </w:p>
     <w:p>
@@ -389,7 +469,7 @@
         <w:pStyle w:val="Heading3"/>
       </w:pPr>
       <w:r>
-        <w:t>📌 Slide 3: KPK sebagai Pemotong Adil (The Common Denominator)</w:t>
+        <w:t>📌 Slide 3: KPK sebagai Pemotong Adil &amp; Irama Pesenam Juara</w:t>
       </w:r>
     </w:p>
     <w:p>
@@ -409,6 +489,8 @@
         <w:br/>
         <w:t>Kapsul Alat Bantu: 4 = 2² dan 6 = 2 × 3 ──► KPK = 2² × 3 = 12.</w:t>
         <w:br/>
+        <w:t>🤸‍♀️ Analogi Pesenam: Salto (1/4 lagu) dan Piruet (1/6 lagu) sinkron sempurna di ketukan ke-12!</w:t>
+        <w:br/>
         <w:br/>
       </w:r>
       <w:r>
@@ -423,16 +505,19 @@
         <w:t>Guru: 'Untuk mencari ukuran potongan yang sama, kita cari kelipatan dari 4 dan 6 yang paling kecil: ketemu di angka 12!</w:t>
         <w:br/>
         <w:br/>
-        <w:t>Oiya Mishka, selain mendaftar kelipatan, ilmuwan matematika punya alat bantu rahasia namanya Pohon Faktor &amp; Bilangan Prima! Mishka pernah dengar bilangan prima?'</w:t>
+        <w:t>Oiya Mishka, selain mendaftar kelipatan, ilmuwan matematika punya alat bantu rahasia namanya Pohon Faktor &amp; Bilangan Prima! Bilangan prima itu seperti batu bata lego paling dasar yang nggak bisa dipecah lagi: 2, 3, 5, 7. Angka 4 kalau dipecah adalah 2 × 2 atau 2² (2 pangkat 2). Angka 6 adalah 2 × 3. Aturan KPK: ambil semua faktor prima, jika sama ambil pangkat terbesar: 2² × 3 = 4 × 3 = 12!</w:t>
         <w:br/>
         <w:br/>
-        <w:t>Mishka: 'Pernah dengar sedikit, Bu.'</w:t>
+        <w:t>Nah Mishka, sekarang coba bayangkan kamu sedang di atas matras senam merancang koreografi senam lantai yang indah diiringi alunan musik! Gerakan salto pertamamu dihitung tiap 4 ketukan musik (1/4 frase lagu). Lalu gerakan putaran piruet pita dihitung tiap 6 ketukan (1/6). Kalau ketukannya tidak disamakan, pendaratan salto (landing) Mishka bisa hilang keseimbangan kan? Supaya gerakan salto dan piruetmu bertemu tepat di ketukan gong musik dan mendarat sempurna (perfect landing), pelatih menyelaraskannya ke ketukan ke berapa?'</w:t>
         <w:br/>
         <w:br/>
-        <w:t>Guru: 'Keren! Bilangan prima itu seperti batu bata lego paling dasar yang nggak bisa dipecah lagi: 2, 3, 5, 7. Angka 4 kalau dipecah adalah 2 × 2 atau 2² (2 pangkat 2). Angka 6 adalah 2 × 3. Aturan KPK: ambil semua faktor prima, jika sama ambil pangkat terbesar: 2² × 3 = 4 × 3 = 12! Hasilnya persis sama kan dengan kelipatan pizza tadi? Pohon faktor ini alat sakti kalau nanti Mishka bertemu angka ratusan!</w:t>
+        <w:t>Mishka: 'Ke ketukan ke-12, Bu!'</w:t>
         <w:br/>
         <w:br/>
-        <w:t>Kembali ke pizza: 1/4 berubah jadi 3/12, dan 1/6 berubah jadi 2/12. Keduanya kini berukuran sama!'</w:t>
+        <w:t>Guru: 'TEPAT SEKALI! Itulah kekuatan KPK: penyelaras harmoni ketukan agar gerakan senammu indah dan presisi! Di ketukan ke-12, 1/4 berubah jadi 3/12, dan 1/6 berubah jadi 2/12. Keduanya kini berukuran sama!</w:t>
+        <w:br/>
+        <w:br/>
+        <w:t>🎙️ TRANSISI KE BLOK MENULIS (15–18 MENIT): Seorang pesenam juara selalu punya buku jurnal koreografi untuk mencatat rahasia gerakannya. Sekarang Mishka siapkan buku catatan fisik dan spidol/pulpen warna favoritmu. Selama 15–18 menit ke depan, Mishka akan menggambar pohon faktor balok lego dan mencatat rumus penyelaras ketukan 12 ini di buku tulismu. Yuk kita buka buku catatan sekarang!'</w:t>
       </w:r>
     </w:p>
     <w:p>
@@ -503,7 +588,7 @@
         <w:t>Guru: 'Kalau KPK bertugas di awal untuk menyamakan penyebut, kapan giliran FPB beraksi? FPB beraksi saat hasil pecahan kita angkanya terlalu besar dan gendut, misalnya 18/24! Untuk merampingkannya sekali jalan sampai mentok paling sederhana, kita bagi pembilang dan penyebut dengan FPB-nya!</w:t>
         <w:br/>
         <w:br/>
-        <w:t>Kalau pakai pohon faktor: 18 = 2 × 3² dan 24 = 2³ × 3. Aturan FPB kebalikan dari KPK: hanya pilih faktor prima yang SAMA di keduanya, lalu ambil pangkat TERKECIL: 2¹ × 3¹ = 6! Berarti pembagi saktinya adalah 6! Coba Mishka bagi 18 dan 24 dengan 6, jadi berapa?'</w:t>
+        <w:t>Kalau pakai pohon faktor: 18 = 2 × 3² dan 24 = 2³ × 3. Aturan FPB: hanya pilih faktor prima yang SAMA di keduanya, lalu ambil pangkat TERKECIL: 2¹ × 3¹ = 6! Berarti pembagi saktinya adalah 6! Coba Mishka bagi 18 dan 24 dengan 6, jadi berapa?'</w:t>
         <w:br/>
         <w:br/>
         <w:t>Mishka: 'Atas jadi 3, bawah jadi 4. Jadi 3/4, Bu!'</w:t>
@@ -529,9 +614,9 @@
         <w:br/>
       </w:r>
       <w:r>
-        <w:t>KPK = Samakan Penyebut Pecahan</w:t>
+        <w:t>KPK = Samakan Penyebut Pecahan (Harmonisasi Irama Ketukan)</w:t>
         <w:br/>
-        <w:t>FPB = Sederhanakan Pecahan</w:t>
+        <w:t>FPB = Sederhanakan Pecahan (Rampingkan Koreografi)</w:t>
         <w:br/>
         <w:t>🎮 BUKA WEB GAME MISHKA: https://tiara-dwi.github.io/pkbm-games/math/mishka.html</w:t>
         <w:br/>

--- a/docs/Tab_2_Khusus_Guru_Script_Word_by_Word.docx
+++ b/docs/Tab_2_Khusus_Guru_Script_Word_by_Word.docx
@@ -116,7 +116,7 @@
         <w:pStyle w:val="Heading3"/>
       </w:pPr>
       <w:r>
-        <w:t>📌 Slide 1: The Running Lap Challenge (Hook Lomba Lari)</w:t>
+        <w:t>📌 Slide 1: Misi Kapten Skater di Festival Nasional (Konteks &amp; Risiko Tabrakan)</w:t>
       </w:r>
     </w:p>
     <w:p>
@@ -128,7 +128,15 @@
         <w:br/>
       </w:r>
       <w:r>
-        <w:t>The Boy: 1 putaran tiap 3 menit. The Girl: 1 putaran tiap 4 menit. Keduanya mulai bersamaan dari garis START. Apakah mereka akan bertemu kembali di garis START pada saat yang sama?</w:t>
+        <w:t>🏆 Misi Kapten Aqlan: Festival Skatepark Nasional!</w:t>
+        <w:br/>
+        <w:t>• Skater A (The Boy): Meluncur bolak-balik tiap 3 detik.</w:t>
+        <w:br/>
+        <w:t>• Skater B (The Girl): Meluncur bolak-balik tiap 4 detik.</w:t>
+        <w:br/>
+        <w:t>⚠️ Risiko: Jika waktu meluncur meleset, mereka berisiko tabrakan di udara!</w:t>
+        <w:br/>
+        <w:t>🎯 Tantangan STEM: Apakah ada detik di mana mereka bisa tos di puncak ramp secara aman?</w:t>
         <w:br/>
         <w:br/>
       </w:r>
@@ -141,19 +149,16 @@
         <w:br/>
       </w:r>
       <w:r>
-        <w:t>Guru: 'Halo Aqlan! Selamat datang di arena perlombaan matematika kita hari ini! Coba Aqlan lihat slide Ibu: Wah, ada dua pelari tangguh di garis START! The Boy menyelesaikan 1 putaran dalam 3 menit, sedangkan The Girl menyelesaikan 1 putaran dalam 4 menit. Mereka mulai lari bersamaan pas peluit bunyi! Pertanyaannya: Apakah mereka berdua akan pernah berpapasan dan bertemu kembali persis di garis START bersama-sama? Atau The Boy bakal terus ninggalin The Girl?'</w:t>
+        <w:t>Guru: 'Halo Aqlan! Hari ini kamu bukan cuma belajar matematika, tapi kamu resmi ditunjuk sebagai Kapten Pengatur Strategi di Festival Skateboard Nasional! Coba Aqlan lihat slide Ibu: Di depan ribuan penonton, ada dua skater andalanmu yang akan berduet di lintasan mini-ramp yang sempit. Ada The Boy berbaju toska yang meluncur lincah (1 kali bolak-balik butuh 3 detik) dan The Girl berbaju pink yang stabil (1 kali bolak-balik butuh 4 detik). Keduanya mulai meluncur bersamaan pas sirine bunyi!</w:t>
         <w:br/>
         <w:br/>
-        <w:t>Aqlan: 'Bakal ketemu lagi di garis START, Bu!'</w:t>
+        <w:t>Tapi ada masalah besar: karena lintasannya sempit, kalau meluncur asal-asalan, mereka bisa bertabrakan di udara (mid-air collision) dan celaka! Menurut Kapten Aqlan, apakah mungkin ada detik tertentu di mana kedua skater ini bisa sampai di puncak ramp bersama-sama dengan aman untuk tos di depan penonton?'</w:t>
         <w:br/>
         <w:br/>
-        <w:t>Guru: 'Keren! Kenapa Aqlan yakin mereka bakal ketemu lagi padahal waktu lari putaran mereka beda?'</w:t>
+        <w:t>Aqlan: 'Bisa banget, Bu! Mereka bakal ketemu di atas ramp bareng-bareng!'</w:t>
         <w:br/>
         <w:br/>
-        <w:t>Aqlan: 'Soalnya waktu kan terus berjalan, Bu. Nanti ada menit tertentu di mana putaran mereka pas sama-sama selesai di garis start!'</w:t>
-        <w:br/>
-        <w:br/>
-        <w:t>Guru: 'Brilian sekali Aqlan! Pemikiran seorang juara sejati! Mari kita catat menit-menit mereka di garis start!'</w:t>
+        <w:t>Guru: 'Keren, insting pemimpin yang hebat! Tapi seorang kapten tidak boleh cuma menebak. Kita harus mengubah ketidakpastian itu menjadi hitungan risiko yang presisi! Mari kita buka papan stopwatch digital di slide berikutnya!'</w:t>
       </w:r>
     </w:p>
     <w:p>
@@ -161,7 +166,7 @@
         <w:pStyle w:val="Heading3"/>
       </w:pPr>
       <w:r>
-        <w:t>📌 Slide 2: Menelusuri Waktu Putaran (Konsep Kelipatan)</w:t>
+        <w:t>📌 Slide 2: Papan Stopwatch Digital (Menganalisis Data Kelipatan Waktu)</w:t>
       </w:r>
     </w:p>
     <w:p>
@@ -173,9 +178,13 @@
         <w:br/>
       </w:r>
       <w:r>
-        <w:t>⏱️ The Boy (tiap 3 menit): Menit ke- 3, 6, 9, 12, 15, 18, 21, 24...</w:t>
+        <w:t>Kelipatan = Ritme Waktu Meluncur yang Teratur!</w:t>
         <w:br/>
-        <w:t>⏱️ The Girl (tiap 4 menit): Menit ke- 4, 8, 12, 16, 20, 24...</w:t>
+        <w:t>🛹 Skater A (3 detik): Detik 3, 6, 9, 🟢 12, 15, 18, 21, 🟢 24...</w:t>
+        <w:br/>
+        <w:t>🛹 Skater B (4 detik): Detik 4, 8, 🟢 12, 16, 20, 🟢 24...</w:t>
+        <w:br/>
+        <w:t>Titik Sinkron Aman: Detik ke-12 dan Detik ke-24!</w:t>
         <w:br/>
         <w:br/>
       </w:r>
@@ -188,13 +197,13 @@
         <w:br/>
       </w:r>
       <w:r>
-        <w:t>Guru: 'Nah Aqlan, waktu kedatangan yang berulang teratur ini di matematika disebut Kelipatan. Tiap kelipatan 3 menit, The Boy lewat garis start (3, 6, 9, 12...). Tiap kelipatan 4 menit, The Girl lewat garis start (4, 8, 12, 16...). Coba Aqlan perhatikan stopwatch slide Ibu: Di menit ke berapa saja The Boy dan The Girl SAMA-SAMA menginjak garis START berbarengan?'</w:t>
+        <w:t>Guru: 'Nah Kapten Aqlan, papan stopwatch digital ini mencatat waktu kedatangan berulang yang di matematika kita sebut Kelipatan. Tiap kelipatan 3 detik, Skater A tiba di puncak ramp. Tiap kelipatan 4 detik, Skater B tiba di puncak ramp. Coba Aqlan teliti datanya: Di detik ke berapa saja lampu sensor hijau menyala berbarengan, tanda kedua skater berada di puncak secara aman?'</w:t>
         <w:br/>
         <w:br/>
-        <w:t>Aqlan: 'Di menit ke-12 dan menit ke-24, Bu!'</w:t>
+        <w:t>Aqlan: 'Di detik ke-12 dan detik ke-24, Bu!'</w:t>
         <w:br/>
         <w:br/>
-        <w:t>Guru: 'Luar biasa teliti! Menit ke-12 dan menit ke-24 adalah waktu pertemuan mereka di garis start!'</w:t>
+        <w:t>Guru: 'Mata elang seorang kapten! Detik ke-12 dan ke-24 adalah detik perjumpaan aman mereka. Ketidakpastian tadi sekarang sudah mulai terukur!'</w:t>
       </w:r>
     </w:p>
     <w:p>
@@ -202,7 +211,7 @@
         <w:pStyle w:val="Heading3"/>
       </w:pPr>
       <w:r>
-        <w:t>📌 Slide 3: Menemukan Titik Temu KPK (Imajinasi Skater di Skatepark)</w:t>
+        <w:t>📌 Slide 3: Solusi STEM KPK (Zero-Collision Sync &amp; Peluncuran Trik)</w:t>
       </w:r>
     </w:p>
     <w:p>
@@ -214,11 +223,13 @@
         <w:br/>
       </w:r>
       <w:r>
-        <w:t>Waktu Bertemu: Menit ke- 12, 24, 36...</w:t>
+        <w:t>🎯 Solusi STEM: KPK = Alat Penyelamat dari Risiko Tabrakan!</w:t>
         <w:br/>
-        <w:t>⭐ KPK (Pertemuan PERTAMA / Tercepat) = Menit ke-12 ⭐</w:t>
+        <w:t>⭐ KPK(3, 4) = Detik ke-12 ⭐</w:t>
         <w:br/>
-        <w:t>🛹 Analogi Skater: Skater A (3 detik/luncuran) &amp; Skater B (4 detik/luncuran) bertemu di puncak ramp pada detik ke-12!</w:t>
+        <w:t>Kondisi Detik 12: Skater A selesai 4 luncuran (12 ÷ 3), Skater B selesai 3 luncuran (12 ÷ 4).</w:t>
+        <w:br/>
+        <w:t>Hasil: Atraksi Sukses 100%, Nol Tabrakan (Zero Collision)!</w:t>
         <w:br/>
         <w:br/>
       </w:r>
@@ -231,25 +242,16 @@
         <w:br/>
       </w:r>
       <w:r>
-        <w:t>Guru: 'Waktu pertemuan 12 dan 24 ini namanya Kelipatan Persekutuan. Tapi menit ke berapa yang PALING PERTAMA KALI / PALING CEPAT mereka bertemu kembali?'</w:t>
+        <w:t>Guru: 'Dari semua waktu pertemuan, detik ke berapa yang PALING PERTAMA dan PALING CEPAT untuk mereka melakukan atraksi duet?'</w:t>
         <w:br/>
         <w:br/>
-        <w:t>Aqlan: 'Menit ke-12, Bu!'</w:t>
+        <w:t>Aqlan: 'Detik ke-12, Bu!'</w:t>
         <w:br/>
         <w:br/>
-        <w:t>Guru: 'Tepat sekali! Karena menit ke-12 adalah pertemuan pertama alias paling KECIL, inilah yang disebut KPK! KPK dari 3 dan 4 adalah 12!</w:t>
+        <w:t>Guru: 'TEPAT SEKALI! Inilah yang ilmuwan sebut KPK (Kelipatan Persekutuan Terkecil)! Jadi KPK dari 3 dan 4 adalah 12! Di detik ke-12, Skater A sudah meluncur 4 kali (12 ÷ 3 = 4), dan Skater B meluncur 3 kali (12 ÷ 4 = 3). Tepat di detik 12, mereka melakukan aksi tos di udara tanpa tabrakan sedikit pun! Ribuan penonton bersorak kagum berkat hitungan presisi Kapten Aqlan! KPK di sini bukan sekadar rumus matematika, tapi adalah alat penyelamat keselamatan atlet!</w:t>
         <w:br/>
         <w:br/>
-        <w:t>Nah Aqlan, sekarang bayangkan kamu lagi di Skatepark bawa papan skateboard kebanggaanmu! Kamu meluncur di lintasan mini-ramp bolak-balik: 1 kali luncuran trikmu butuh 3 detik. Temanmu butuh 4 detik. Kalau meluncur asal-asalan, bisa tabrakan di tengah ramp kan? Supaya kalian berdua bisa melakukan trik drop-in yang keren bareng-bareng di puncak ramp pada detik yang sama persis, di detik ke berapa kalian berdua ketemu?'</w:t>
-        <w:br/>
-        <w:br/>
-        <w:t>Aqlan: 'Di detik ke-12, Bu!'</w:t>
-        <w:br/>
-        <w:br/>
-        <w:t>Guru: 'BINGO! KPK itu sebenarnya ritme sinkronisasi trik skater pro!</w:t>
-        <w:br/>
-        <w:br/>
-        <w:t>🎙️ TRANSISI KE BLOK MENULIS (15–18 MENIT): Skater hebat selalu punya catatan strategi juara di buku! Sekarang Aqlan siapkan buku catatan tulismu dan pulpen favoritmu. Selama 15–18 menit ke depan, Aqlan akan menggambar lintasan skateboard ini dan mencatat rumus rahasia KPK di buku tulismu. Yuk kita buka buku catatan sekarang!'</w:t>
+        <w:t>🎙️ TRANSISI KE BLOK MENULIS (15–18 MENIT): Seorang kapten hebat selalu mendokumentasikan strateginya di buku jurnal juara! Sekarang Kapten Aqlan siapkan buku catatan tulismu dan pulpen favoritmu. Selama 15–18 menit ke depan, Aqlan akan menggambar lintasan skateboard ini dan mencatat rumus penyelamat KPK di buku tulismu. Yuk kita buka buku catatan sekarang!'</w:t>
       </w:r>
     </w:p>
     <w:p>
@@ -391,7 +393,7 @@
         <w:pStyle w:val="Heading3"/>
       </w:pPr>
       <w:r>
-        <w:t>📌 Slide 1: The Fraction Puzzle (Misteri Penjumlahan Terlarang)</w:t>
+        <w:t>📌 Slide 1: Misi Koreografer Senam Dunia (Konteks &amp; Risiko Fatal Ketukan Sumbang)</w:t>
       </w:r>
     </w:p>
     <w:p>
@@ -403,7 +405,15 @@
         <w:br/>
       </w:r>
       <w:r>
-        <w:t>Mengapa 1/4 + 1/6 = 2/10 SALAH BESAR dalam matematika?</w:t>
+        <w:t>🏆 Misi Mishka: Koreografer Tim Senam Artistik Indonesia di Kejuaraan Dunia!</w:t>
+        <w:br/>
+        <w:t>• Gerakan Salto: Durasi 1/4 frase lagu.</w:t>
+        <w:br/>
+        <w:t>• Gerakan Piruet: Durasi 1/6 frase lagu.</w:t>
+        <w:br/>
+        <w:t>⚠️ Risiko: 1/4 + 1/6 = 2/10 bikin irama sumbang, pendaratan meleset, &amp; risiko cedera!</w:t>
+        <w:br/>
+        <w:t>🎯 Tantangan STEM: Mengapa penyebut tidak boleh langsung dijumlahkan?</w:t>
         <w:br/>
         <w:br/>
       </w:r>
@@ -416,13 +426,16 @@
         <w:br/>
       </w:r>
       <w:r>
-        <w:t>Guru: 'Halo Mishka! How are you today? Sebelum kita eksplorasi game seru, coba Mishka lihat slide pertama ini. Banyak sekali orang terjebak: waktu melihat 1/4 + 1/6, mereka langsung hitung atas tambah atas jadi 2, bawah tambah bawah jadi 10. Menurut Mishka, kenapa cara itu salah fatal?'</w:t>
+        <w:t>Guru: 'Halo Mishka! How are you today? Hari ini Mishka resmi ditunjuk sebagai Perancang Strategi Koreografi Tim Senam Artistik Indonesia di panggung kejuaraan dunia! Di babak final, tim kita harus menyatukan dua gerakan akrobatik yang memukau: gerakan salto udara berdurasi 1/4 frase lagu, dan putaran piruet pita berdurasi 1/6 frase lagu.</w:t>
         <w:br/>
         <w:br/>
-        <w:t>Mishka: 'Karena penyebutnya nggak boleh langsung ditambah, Bu. Ukuran irisannya beda.'</w:t>
+        <w:t>Tapi di sinilah jebakan berbahaya: banyak orang berpikir 1/4 + 1/6 langsung saja ditambah atas tambah atas jadi 2, bawah tambah bawah jadi 10. Jika memaksakan irama 2/10 ini, loncatan salto dan ketukan musik akan bertabrakan! Atlet akan mendarat di saat musik belum siap, berisiko cedera pergelangan kaki (landing injury), dan didiskualifikasi juri! Menurut Koreografer Mishka, kenapa cara menjumlahkan penyebut itu salah fatal?'</w:t>
         <w:br/>
         <w:br/>
-        <w:t>Guru: 'Tepat! Tapi kenapa ukurannya beda? Mari kita lihat visualnya di slide ke-2!'</w:t>
+        <w:t>Mishka: 'Karena penyebut di bawah itu bukan angka biasa, Bu. Ukuran ketukannya beda!'</w:t>
+        <w:br/>
+        <w:br/>
+        <w:t>Guru: 'Tepat sekali! Angka di bawah adalah ukuran satuan irama. Satu ketukan lambat (1/4) tidak bisa langsung disatukan dengan satu ketukan cepat (1/6). Mari kita bedah ketimpangannya di slide ke-2!'</w:t>
       </w:r>
     </w:p>
     <w:p>
@@ -430,7 +443,7 @@
         <w:pStyle w:val="Heading3"/>
       </w:pPr>
       <w:r>
-        <w:t>📌 Slide 2: Tragedi Ukuran Irisan Pizza (The Fairness Principle)</w:t>
+        <w:t>📌 Slide 2: Tragedi Ukuran Irisan &amp; Ketukan (The Fairness Principle)</w:t>
       </w:r>
     </w:p>
     <w:p>
@@ -442,7 +455,11 @@
         <w:br/>
       </w:r>
       <w:r>
-        <w:t>Prinsip Keadilan Pecahan: 1 potong besar (1/4) TIDAK BISA digabung langsung dengan 1 potong kecil (1/6).</w:t>
+        <w:t>Prinsip Keadilan &amp; Harmoni Pecahan:</w:t>
+        <w:br/>
+        <w:t>1 ketukan besar (1/4) TIDAK BISA digabung langsung dengan 1 ketukan rapat (1/6)!</w:t>
+        <w:br/>
+        <w:t>Kita harus menemukan STANDAR KETUKAN BERSAMA yang adil &amp; presisi.</w:t>
         <w:br/>
         <w:br/>
       </w:r>
@@ -455,13 +472,13 @@
         <w:br/>
       </w:r>
       <w:r>
-        <w:t>Guru: 'Coba Mishka lihat timbangan pizza ini. Potongan seperempat itu irisan besar (1 loyang bagi 4). Sedangkan potongan seperenam itu irisan lebih kecil (1 loyang bagi 6). Kalau dibilang 2 potong dari 10, itu nggak adil! Supaya bisa dijumlahkan sah, apa yang harus kita lakukan?'</w:t>
+        <w:t>Guru: 'Coba Mishka lihat timbangan piringan irama ini. Bagian seperempat itu irisan besar (1 loyang musik bagi 4). Sedangkan bagian seperenam itu irisan lebih rapat (1 loyang bagi 6). Kalau kita bilang 2 potong dari 10, itu merusak ritme musik karena ukuran langkahnya timpang! Supaya atlet kita bisa melakukan transisi gerakan dengan mulus dan sah, apa yang harus kita lakukan pada piringan ketukan ini?'</w:t>
         <w:br/>
         <w:br/>
-        <w:t>Mishka: 'Harus dipotong lagi supaya ukuran kecil-kecilnya sama persis.'</w:t>
+        <w:t>Mishka: 'Harus dipotong ulang ke ukuran kecil-kecil yang sama persis, Bu!'</w:t>
         <w:br/>
         <w:br/>
-        <w:t>Guru: 'Tepat sekali! Dan alat pemotong adil itulah yang kita sebut KPK!'</w:t>
+        <w:t>Guru: 'Tepat sekali! Dan alat pemotong adil penyelaras ketukan itulah yang kita sebut KPK!'</w:t>
       </w:r>
     </w:p>
     <w:p>
@@ -469,7 +486,7 @@
         <w:pStyle w:val="Heading3"/>
       </w:pPr>
       <w:r>
-        <w:t>📌 Slide 3: KPK sebagai Pemotong Adil &amp; Irama Pesenam Juara</w:t>
+        <w:t>📌 Slide 3: Solusi STEM KPK (Penyelaras Harmoni Ketukan 12 &amp; Perfect Landing)</w:t>
       </w:r>
     </w:p>
     <w:p>
@@ -481,15 +498,15 @@
         <w:br/>
       </w:r>
       <w:r>
-        <w:t>Kelipatan 4: 4, 8, [12], 16...</w:t>
+        <w:t>🎯 Solusi STEM: KPK = Penyelaras Harmoni Musik &amp; Pendaratan Sempurna!</w:t>
         <w:br/>
-        <w:t>Kelipatan 6: 6, [12], 18...</w:t>
+        <w:t>Standar Ketukan Bersama: ⭐ KPK(4, 6) = 12 Ketukan ⭐</w:t>
         <w:br/>
-        <w:t>⭐ KPK(4, 6) = 12!</w:t>
+        <w:t>• Salto: 1/4 = 3/12 (3 ketukan per-12)</w:t>
         <w:br/>
-        <w:t>Kapsul Alat Bantu: 4 = 2² dan 6 = 2 × 3 ──► KPK = 2² × 3 = 12.</w:t>
+        <w:t>• Piruet: 1/6 = 2/12 (2 ketukan per-12)</w:t>
         <w:br/>
-        <w:t>🤸‍♀️ Analogi Pesenam: Salto (1/4 lagu) dan Piruet (1/6 lagu) sinkron sempurna di ketukan ke-12!</w:t>
+        <w:t>Hasil: Pendaratan Sempurna (Perfect Stick Landing), Nol Cedera, Medali Emas!</w:t>
         <w:br/>
         <w:br/>
       </w:r>
@@ -502,22 +519,16 @@
         <w:br/>
       </w:r>
       <w:r>
-        <w:t>Guru: 'Untuk mencari ukuran potongan yang sama, kita cari kelipatan dari 4 dan 6 yang paling kecil: ketemu di angka 12!</w:t>
+        <w:t>Guru: 'Untuk mencari ketukan bersama yang adil dan aman, kita cari kelipatan terkecil yang bisa membagi 4 dan 6 sekaligus: ketemu di angka 12!</w:t>
         <w:br/>
         <w:br/>
-        <w:t>Oiya Mishka, selain mendaftar kelipatan, ilmuwan matematika punya alat bantu rahasia namanya Pohon Faktor &amp; Bilangan Prima! Bilangan prima itu seperti batu bata lego paling dasar yang nggak bisa dipecah lagi: 2, 3, 5, 7. Angka 4 kalau dipecah adalah 2 × 2 atau 2² (2 pangkat 2). Angka 6 adalah 2 × 3. Aturan KPK: ambil semua faktor prima, jika sama ambil pangkat terbesar: 2² × 3 = 4 × 3 = 12!</w:t>
+        <w:t>Oiya Mishka, selain mendaftar kelipatan, ilmuwan dan pelatih pro punya alat bantu rahasia bernama Pohon Faktor &amp; Bilangan Prima! Bilangan prima itu seperti batu bata lego paling dasar yang tidak bisa dipecah lagi: 2, 3, 5, 7. Angka 4 kalau dipecah adalah 2 × 2 = 2². Angka 6 adalah 2 × 3. Aturan KPK: ambil semua faktor prima, jika sama ambil pangkat terbesar: 2² × 3 = 4 × 3 = 12!</w:t>
         <w:br/>
         <w:br/>
-        <w:t>Nah Mishka, sekarang coba bayangkan kamu sedang di atas matras senam merancang koreografi senam lantai yang indah diiringi alunan musik! Gerakan salto pertamamu dihitung tiap 4 ketukan musik (1/4 frase lagu). Lalu gerakan putaran piruet pita dihitung tiap 6 ketukan (1/6). Kalau ketukannya tidak disamakan, pendaratan salto (landing) Mishka bisa hilang keseimbangan kan? Supaya gerakan salto dan piruetmu bertemu tepat di ketukan gong musik dan mendarat sempurna (perfect landing), pelatih menyelaraskannya ke ketukan ke berapa?'</w:t>
+        <w:t>Nah Mishka, sekarang lihat keajaibannya di atas matras senam! Gerakan salto 1/4 kini setara dengan 3 ketukan per-12 (3/12). Gerakan piruet 1/6 setara dengan 2 ketukan per-12 (2/12). Ketika digabungkan: 3 + 2 = 5 ketukan dari total 12 ketukan musik (5/12)! Tepat di ketukan gong ke-12, kedua kaki atlet menjejak matras dengan stabil tanpa goyah sedikit pun (perfect stick landing)! Seluruh juri berdiri bertepuk tangan dan memberi nilai 10 mutlak! KPK di sini adalah instrumen keindahan dan keselamatan atlet!</w:t>
         <w:br/>
         <w:br/>
-        <w:t>Mishka: 'Ke ketukan ke-12, Bu!'</w:t>
-        <w:br/>
-        <w:br/>
-        <w:t>Guru: 'TEPAT SEKALI! Itulah kekuatan KPK: penyelaras harmoni ketukan agar gerakan senammu indah dan presisi! Di ketukan ke-12, 1/4 berubah jadi 3/12, dan 1/6 berubah jadi 2/12. Keduanya kini berukuran sama!</w:t>
-        <w:br/>
-        <w:br/>
-        <w:t>🎙️ TRANSISI KE BLOK MENULIS (15–18 MENIT): Seorang pesenam juara selalu punya buku jurnal koreografi untuk mencatat rahasia gerakannya. Sekarang Mishka siapkan buku catatan fisik dan spidol/pulpen warna favoritmu. Selama 15–18 menit ke depan, Mishka akan menggambar pohon faktor balok lego dan mencatat rumus penyelaras ketukan 12 ini di buku tulismu. Yuk kita buka buku catatan sekarang!'</w:t>
+        <w:t>🎙️ TRANSISI KE BLOK MENULIS (15–18 MENIT): Seorang koreografer kelas dunia selalu mengabadikan rumusnya di buku jurnal strategi. Sekarang Mishka siapkan buku catatan fisik dan spidol warna favoritmu. Selama 15–18 menit ke depan, Mishka akan menggambar pohon faktor balok lego dan mencatat rumus penyelaras ketukan 12 ini di buku tulismu. Yuk kita buka buku catatan sekarang!'</w:t>
       </w:r>
     </w:p>
     <w:p>

--- a/docs/Tab_2_Khusus_Guru_Script_Word_by_Word.docx
+++ b/docs/Tab_2_Khusus_Guru_Script_Word_by_Word.docx
@@ -116,7 +116,7 @@
         <w:pStyle w:val="Heading3"/>
       </w:pPr>
       <w:r>
-        <w:t>📌 Slide 1: Misi Kapten Skater di Festival Nasional (Konteks &amp; Risiko Tabrakan)</w:t>
+        <w:t>📌 Slide 1: The Running Lap Challenge (Misteri Dua Pelari di Garis START)</w:t>
       </w:r>
     </w:p>
     <w:p>
@@ -128,15 +128,13 @@
         <w:br/>
       </w:r>
       <w:r>
-        <w:t>🏆 Misi Kapten Aqlan: Festival Skatepark Nasional!</w:t>
+        <w:t>The Boy: 1 putaran penuh tiap 3 menit.</w:t>
         <w:br/>
-        <w:t>• Skater A (The Boy): Meluncur bolak-balik tiap 3 detik.</w:t>
+        <w:t>The Girl: 1 putaran penuh tiap 4 menit.</w:t>
         <w:br/>
-        <w:t>• Skater B (The Girl): Meluncur bolak-balik tiap 4 detik.</w:t>
+        <w:t>Keduanya mulai bersamaan tepat saat peluit dibunyikan di garis START.</w:t>
         <w:br/>
-        <w:t>⚠️ Risiko: Jika waktu meluncur meleset, mereka berisiko tabrakan di udara!</w:t>
-        <w:br/>
-        <w:t>🎯 Tantangan STEM: Apakah ada detik di mana mereka bisa tos di puncak ramp secara aman?</w:t>
+        <w:t>Misteri: Apakah mereka berdua akan pernah bertemu kembali di garis START bersamaan?</w:t>
         <w:br/>
         <w:br/>
       </w:r>
@@ -149,16 +147,22 @@
         <w:br/>
       </w:r>
       <w:r>
-        <w:t>Guru: 'Halo Aqlan! Hari ini kamu bukan cuma belajar matematika, tapi kamu resmi ditunjuk sebagai Kapten Pengatur Strategi di Festival Skateboard Nasional! Coba Aqlan lihat slide Ibu: Di depan ribuan penonton, ada dua skater andalanmu yang akan berduet di lintasan mini-ramp yang sempit. Ada The Boy berbaju toska yang meluncur lincah (1 kali bolak-balik butuh 3 detik) dan The Girl berbaju pink yang stabil (1 kali bolak-balik butuh 4 detik). Keduanya mulai meluncur bersamaan pas sirine bunyi!</w:t>
+        <w:t>Guru: 'Halo Aqlan! Selamat datang di arena tantangan matematika kita hari ini! Coba Aqlan lihat slide Ibu: Wah, ada dua pelari tangguh bergaya pixel game di garis START lintasan lari! Ada The Boy yang berbaju toska, larinya lincah sekali, dia menyelesaikan 1 putaran penuh lapangan dalam waktu 3 menit. Lalu ada The Girl yang berbaju pink, larinya stabil dan santai, menyelesaikan 1 putaran penuh dalam waktu 4 menit. Mereka berdua mulai lari keliling lapangan secara bersamaan tepat saat peluit dibunyikan!</w:t>
         <w:br/>
         <w:br/>
-        <w:t>Tapi ada masalah besar: karena lintasannya sempit, kalau meluncur asal-asalan, mereka bisa bertabrakan di udara (mid-air collision) dan celaka! Menurut Kapten Aqlan, apakah mungkin ada detik tertentu di mana kedua skater ini bisa sampai di puncak ramp bersama-sama dengan aman untuk tos di depan penonton?'</w:t>
+        <w:t>Pertanyaannya: Apakah The Boy dan The Girl akan pernah berpapasan dan bertemu kembali persis di garis START bersama-sama? Atau The Boy bakal terus meninggalkan The Girl selamanya?'</w:t>
         <w:br/>
         <w:br/>
-        <w:t>Aqlan: 'Bisa banget, Bu! Mereka bakal ketemu di atas ramp bareng-bareng!'</w:t>
+        <w:t>Aqlan: 'Bakal ketemu lagi di garis START, Bu!'</w:t>
         <w:br/>
         <w:br/>
-        <w:t>Guru: 'Keren, insting pemimpin yang hebat! Tapi seorang kapten tidak boleh cuma menebak. Kita harus mengubah ketidakpastian itu menjadi hitungan risiko yang presisi! Mari kita buka papan stopwatch digital di slide berikutnya!'</w:t>
+        <w:t>Guru: 'Keren! Kenapa Aqlan yakin mereka bakal ketemu lagi di garis START, padahal waktu satu putarannya beda (3 menit vs 4 menit)?'</w:t>
+        <w:br/>
+        <w:br/>
+        <w:t>Aqlan: 'Soalnya waktu kan terus berjalan maju, Bu. Nanti ada menit tertentu di mana putaran mereka pas sama-sama selesai pas di garis start!'</w:t>
+        <w:br/>
+        <w:br/>
+        <w:t>Guru: 'Brilian sekali Aqlan! Pemikiran seorang juara sejati! Nah, bagaimana cara kita tahu persis di menit ke berapa mereka bertemu tanpa menebak-nebak? Mari kita bongkar rahasia cara mencarinya dari nol di slide berikutnya!'</w:t>
       </w:r>
     </w:p>
     <w:p>
@@ -166,7 +170,7 @@
         <w:pStyle w:val="Heading3"/>
       </w:pPr>
       <w:r>
-        <w:t>📌 Slide 2: Papan Stopwatch Digital (Menganalisis Data Kelipatan Waktu)</w:t>
+        <w:t>📌 Slide 2: Menemukan Kelipatan dari Nol (Lompatan Tambah-Tambah Berulang)</w:t>
       </w:r>
     </w:p>
     <w:p>
@@ -178,13 +182,13 @@
         <w:br/>
       </w:r>
       <w:r>
-        <w:t>Kelipatan = Ritme Waktu Meluncur yang Teratur!</w:t>
+        <w:t>Kelipatan = Lompatan Tambah-Tambah Angka yang Sama!</w:t>
         <w:br/>
-        <w:t>🛹 Skater A (3 detik): Detik 3, 6, 9, 🟢 12, 15, 18, 21, 🟢 24...</w:t>
+        <w:t>• The Boy (tiap 3 menit) : Mulai 0 ➜ Tambah 3 terus: 3, 6, 9, 🟢 12, 15, 18, 21, 🟢 24...</w:t>
         <w:br/>
-        <w:t>🛹 Skater B (4 detik): Detik 4, 8, 🟢 12, 16, 20, 🟢 24...</w:t>
+        <w:t>• The Girl (tiap 4 menit) : Mulai 0 ➜ Tambah 4 terus: 4, 8, 🟢 12, 16, 20, 🟢 24...</w:t>
         <w:br/>
-        <w:t>Titik Sinkron Aman: Detik ke-12 dan Detik ke-24!</w:t>
+        <w:t>Titik Bertemu Bersama: Menit ke-12 dan Menit ke-24!</w:t>
         <w:br/>
         <w:br/>
       </w:r>
@@ -197,13 +201,41 @@
         <w:br/>
       </w:r>
       <w:r>
-        <w:t>Guru: 'Nah Kapten Aqlan, papan stopwatch digital ini mencatat waktu kedatangan berulang yang di matematika kita sebut Kelipatan. Tiap kelipatan 3 detik, Skater A tiba di puncak ramp. Tiap kelipatan 4 detik, Skater B tiba di puncak ramp. Coba Aqlan teliti datanya: Di detik ke berapa saja lampu sensor hijau menyala berbarengan, tanda kedua skater berada di puncak secara aman?'</w:t>
+        <w:t>Guru: 'Aqlan, dari mana sih datangnya angka-angka menit ini? Apakah harus dihafal dari tabel perkalian? Jawabannya: NGGAK PERLU DIHAFAL! Kita bisa temukan sendiri dari titik nol pakai Lompatan Tambah-Tambah!</w:t>
         <w:br/>
         <w:br/>
-        <w:t>Aqlan: 'Di detik ke-12 dan detik ke-24, Bu!'</w:t>
+        <w:t>Coba perhatikan The Boy: saat peluit bunyi di garis start, stopwatch masih di angka 0.</w:t>
+        <w:br/>
+        <w:t>• Putaran 1: Tambah 3 menit (0 + 3) ➜ Menit ke-3.</w:t>
+        <w:br/>
+        <w:t>• Putaran 2: Lari lagi, tambah 3 menit lagi (3 + 3) ➜ Menit ke berapa, Aqlan?'</w:t>
         <w:br/>
         <w:br/>
-        <w:t>Guru: 'Mata elang seorang kapten! Detik ke-12 dan ke-24 adalah detik perjumpaan aman mereka. Ketidakpastian tadi sekarang sudah mulai terukur!'</w:t>
+        <w:t>Aqlan: 'Menit ke-6, Bu!'</w:t>
+        <w:br/>
+        <w:br/>
+        <w:t>Guru: 'Putaran 3: Tambah 3 menit lagi (6 + 3) ➜ Menit ke berapa?'</w:t>
+        <w:br/>
+        <w:br/>
+        <w:t>Aqlan: 'Menit ke-9!'</w:t>
+        <w:br/>
+        <w:br/>
+        <w:t>Guru: 'Putaran 4: Tambah 3 menit lagi (9 + 3) ➜ Menit ke berapa?'</w:t>
+        <w:br/>
+        <w:br/>
+        <w:t>Aqlan: 'Menit ke-12!'</w:t>
+        <w:br/>
+        <w:br/>
+        <w:t>Guru: 'Bagus sekali! Sekarang giliran The Girl yang larinya 4 menit. Mulai dari 0: tambah 4 jadi 4, tambah 4 lagi jadi 8, tambah 4 lagi jadi 12!</w:t>
+        <w:br/>
+        <w:br/>
+        <w:t>Nah Aqlan, Lompat Tambah-Tambah Angka yang Sama inilah yang di matematika dinamakan Kelipatan! Jadi kalau Aqlan lupa perkalian, cukup ingat: tinggal ditambah-tambah angka yang sama terus! Coba Aqlan lihat garis waktunya: di menit ke berapa panah mereka mendarat di angka yang persis sama?'</w:t>
+        <w:br/>
+        <w:br/>
+        <w:t>Aqlan: 'Di menit ke-12 dan menit ke-24, Bu!'</w:t>
+        <w:br/>
+        <w:br/>
+        <w:t>Guru: 'Mata elang seorang juara! Menit ke-12 dan ke-24 adalah waktu pertemuan mereka di garis start!'</w:t>
       </w:r>
     </w:p>
     <w:p>
@@ -211,7 +243,7 @@
         <w:pStyle w:val="Heading3"/>
       </w:pPr>
       <w:r>
-        <w:t>📌 Slide 3: Solusi STEM KPK (Zero-Collision Sync &amp; Peluncuran Trik)</w:t>
+        <w:t>📌 Slide 3: Menemukan Titik Temu KPK (Pertemuan Pertama &amp; Jembatan Skater)</w:t>
       </w:r>
     </w:p>
     <w:p>
@@ -223,13 +255,13 @@
         <w:br/>
       </w:r>
       <w:r>
-        <w:t>🎯 Solusi STEM: KPK = Alat Penyelamat dari Risiko Tabrakan!</w:t>
+        <w:t>Waktu Bertemu: Menit ke- 12, 24, 36...</w:t>
         <w:br/>
-        <w:t>⭐ KPK(3, 4) = Detik ke-12 ⭐</w:t>
+        <w:t>KPK (Pertemuan PERTAMA / Tercepat): ⭐ Menit ke-12 ⭐</w:t>
         <w:br/>
-        <w:t>Kondisi Detik 12: Skater A selesai 4 luncuran (12 ÷ 3), Skater B selesai 3 luncuran (12 ÷ 4).</w:t>
+        <w:t>Saat itu: The Boy selesai 4 putaran (12 ÷ 3), The Girl selesai 3 putaran (12 ÷ 4).</w:t>
         <w:br/>
-        <w:t>Hasil: Atraksi Sukses 100%, Nol Tabrakan (Zero Collision)!</w:t>
+        <w:t>🛹 Analogi Skater: Ritme sinkronisasi trik di mini-ramp tanpa tabrakan!</w:t>
         <w:br/>
         <w:br/>
       </w:r>
@@ -242,16 +274,28 @@
         <w:br/>
       </w:r>
       <w:r>
-        <w:t>Guru: 'Dari semua waktu pertemuan, detik ke berapa yang PALING PERTAMA dan PALING CEPAT untuk mereka melakukan atraksi duet?'</w:t>
+        <w:t>Guru: 'Dari semua waktu pertemuan di menit 12, 24, 36... menit ke berapa yang PALING PERTAMA KALI dan PALING CEPAT mereka bertemu?'</w:t>
         <w:br/>
         <w:br/>
-        <w:t>Aqlan: 'Detik ke-12, Bu!'</w:t>
+        <w:t>Aqlan: 'Menit ke-12, Bu!'</w:t>
         <w:br/>
         <w:br/>
-        <w:t>Guru: 'TEPAT SEKALI! Inilah yang ilmuwan sebut KPK (Kelipatan Persekutuan Terkecil)! Jadi KPK dari 3 dan 4 adalah 12! Di detik ke-12, Skater A sudah meluncur 4 kali (12 ÷ 3 = 4), dan Skater B meluncur 3 kali (12 ÷ 4 = 3). Tepat di detik 12, mereka melakukan aksi tos di udara tanpa tabrakan sedikit pun! Ribuan penonton bersorak kagum berkat hitungan presisi Kapten Aqlan! KPK di sini bukan sekadar rumus matematika, tapi adalah alat penyelamat keselamatan atlet!</w:t>
+        <w:t>Guru: 'TEPAT SEKALI! Karena menit ke-12 adalah nilai pertemuan pertama alias TERKECIL, inilah yang dinamakan KPK (Kelipatan Persekutuan Terkecil)! Jadi, KPK dari 3 dan 4 adalah 12!</w:t>
         <w:br/>
         <w:br/>
-        <w:t>🎙️ TRANSISI KE BLOK MENULIS (15–18 MENIT): Seorang kapten hebat selalu mendokumentasikan strateginya di buku jurnal juara! Sekarang Kapten Aqlan siapkan buku catatan tulismu dan pulpen favoritmu. Selama 15–18 menit ke depan, Aqlan akan menggambar lintasan skateboard ini dan mencatat rumus penyelamat KPK di buku tulismu. Yuk kita buka buku catatan sekarang!'</w:t>
+        <w:t>Pada menit ke-12, The Boy yang larinya lebih kencang sudah dapat 4 putaran (12 ÷ 3 = 4), dan The Girl dapat 3 putaran (12 ÷ 4 = 3). Keduanya pas menginjak garis start bersamaan!</w:t>
+        <w:br/>
+        <w:br/>
+        <w:t>Nah Aqlan, ini persis banget kalau kamu lagi main skateboard di skatepark! Bayangkan kamu meluncur bolak-balik di mini-ramp tiap 3 detik, temanmu tiap 4 detik. Supaya kalian berdua bisa melakukan trik drop-in sync yang keren bareng-bareng di puncak ramp tanpa tabrakan, kalian harus meluncur bersamaan di detik ke berapa?'</w:t>
+        <w:br/>
+        <w:br/>
+        <w:t>Aqlan: 'Di detik ke-12, Bu!'</w:t>
+        <w:br/>
+        <w:br/>
+        <w:t>Guru: 'BINGO! KPK itu sebenarnya adalah ritme sinkronisasi trik atlet pro agar gerakan meluncur selalu pas dan aman!</w:t>
+        <w:br/>
+        <w:br/>
+        <w:t>🎙️ TRANSISI KE BLOK MENULIS (15–18 MENIT): Skater dan atlet hebat itu nggak cuma jago trik di lapangan, tapi juga punya catatan strategi juara di buku! Sekarang Aqlan siapkan buku catatan tulismu dan pulpen favoritmu. Selama 15–18 menit ke depan, Aqlan akan menggambar lintasan mini-ramp ini dan mencatat rumus rahasia KPK di buku tulismu. Yuk kita buka buku catatan sekarang!'</w:t>
       </w:r>
     </w:p>
     <w:p>
@@ -259,7 +303,7 @@
         <w:pStyle w:val="Heading3"/>
       </w:pPr>
       <w:r>
-        <w:t>📌 Slide 4: Kasus Dapur: Memotong Kue (Konsep Faktor)</w:t>
+        <w:t>📌 Slide 4: Konsep Dasar Faktor dari Nol (Uji Coba Piring Tanpa Sisa / Tanpa Rebutan)</w:t>
       </w:r>
     </w:p>
     <w:p>
@@ -271,9 +315,11 @@
         <w:br/>
       </w:r>
       <w:r>
-        <w:t>Faktor = Angka Pembagi Habis Tanpa Sisa!</w:t>
+        <w:t>Faktor = Angka Pembagi PAS Tanpa Sisa (Nggak Bikin Rebutan)!</w:t>
         <w:br/>
-        <w:t>12 potong kue bisa dibagi habis ke: 1, 2, 3, 4, 6, dan 12 piring!</w:t>
+        <w:t>12 Donat bisa dibagi habis ke: 1, 2, 3, 4, 6, dan 12 piring.</w:t>
+        <w:br/>
+        <w:t>⚠️ Angka 5 BUKAN faktor karena bersisa 2!</w:t>
         <w:br/>
         <w:br/>
       </w:r>
@@ -286,13 +332,24 @@
         <w:br/>
       </w:r>
       <w:r>
-        <w:t>Guru: 'Sekarang kita ke dapur kue! Ibu punya 12 potong kue. Kalau dibagi ke 2 piring, habis tanpa sisa (tiap piring isi 6). Dibagi ke 3 piring, habis tanpa sisa (tiap piring isi 4). Tapi kalau dibagi ke 5 piring, bisa nggak tanpa sisa?'</w:t>
+        <w:t>Guru: 'Sekarang kita masuk ke misteri kedua: FPB! Tapi dari mana sih faktor itu ditemukan? Ibu punya 12 donat cokelat di meja. Kita mau cari angka pembagi yang PAS HABIS TANPA SISA supaya teman-teman nggak ada yang rebutan.</w:t>
+        <w:br/>
+        <w:t>• Kalau dibagi ke 1 piring: pas 12 donat (sisa 0).</w:t>
+        <w:br/>
+        <w:t>• Kalau dibagi ke 2 piring: pas masing-masing dapat 6 (sisa 0).</w:t>
+        <w:br/>
+        <w:t>• Kalau dibagi ke 3 piring: pas masing-masing dapat 4 (sisa 0).</w:t>
+        <w:br/>
+        <w:t>• Nah Aqlan, coba kalau Ibu bagi ke 5 piring: tiap piring dapat 2 donat... tapi ADA SISA 2 DONAT TERTINGGAL DI MEJA! Bisa nggak dibagi rata tanpa sisa?'</w:t>
         <w:br/>
         <w:br/>
-        <w:t>Aqlan: 'Nggak bisa, Bu, sisa 2!'</w:t>
+        <w:t>Aqlan: 'Nggak bisa, Bu! Nanti 2 orang lagi iri rebutan sisa donatnya!'</w:t>
         <w:br/>
         <w:br/>
-        <w:t>Guru: 'Pintar! Berarti angka 5 BUKAN faktor dari 12. Jadi Faktor itu adalah angka pembagi yang bisa membagi habis tuntas!'</w:t>
+        <w:t>Guru: 'Pintar banget! Karena ada sisa dan bikin rebutan, maka angka 5 GAGAL jadi faktor!</w:t>
+        <w:br/>
+        <w:br/>
+        <w:t>Jadi, Faktor itu adalah angka-angka pembagi yang PAS NGGAK BIKIN REBUTAN (SISA 0)! Faktor dari 12 adalah: 1, 2, 3, 4, 6, dan 12!'</w:t>
       </w:r>
     </w:p>
     <w:p>
@@ -300,7 +357,7 @@
         <w:pStyle w:val="Heading3"/>
       </w:pPr>
       <w:r>
-        <w:t>📌 Slide 5: Misi Toko Donat &amp; Toolkit Skater (FPB)</w:t>
+        <w:t>📌 Slide 5: Misi Toko Donat &amp; Toolkit Skater (Menemukan FPB Terbanyak)</w:t>
       </w:r>
     </w:p>
     <w:p>
@@ -312,11 +369,13 @@
         <w:br/>
       </w:r>
       <w:r>
-        <w:t>12 Donat Cokelat &amp; 18 Donat Keju (atau 12 Bearing Roda &amp; 18 Stiker Skate).</w:t>
+        <w:t>Mencari Wadah Terbanyak (FPB):</w:t>
         <w:br/>
-        <w:t>🎁 FPB(12, 18) = 6 Kotak Parcel / Pouch Toolkit Terbanyak!</w:t>
+        <w:t>• Faktor 12 : 1, 2, 3, 4, 🟢 6, 12</w:t>
         <w:br/>
-        <w:t>Tiap pouch: 2 Bearing Roda (12 ÷ 6) + 3 Stiker (18 ÷ 6).</w:t>
+        <w:t>• Faktor 18 : 1, 2, 3, 🟢 6, 9, 18</w:t>
+        <w:br/>
+        <w:t>🎁 FPB = Pilih Pembagi PALING BESAR = 6 Kotak / Pouch Toolkit Terbanyak!</w:t>
         <w:br/>
         <w:br/>
       </w:r>
@@ -329,13 +388,19 @@
         <w:br/>
       </w:r>
       <w:r>
-        <w:t>Guru: 'Ibu punya 12 donat cokelat dan 18 donat keju. Atau bayangkan Aqlan mau merakit hadiah untuk teman-teman skater: ada 12 bearing roda dan 18 stiker skateboard keren! Mau dimasukkan ke dalam pouch toolkit dengan isi yang persis sama dan tanpa sisa. Faktor pembagi yang sama ada angka 1, 2, 3, dan 6. Tapi kita mau bikin KANTONG POUCH SEBANYAK-BANYAKNYA! Angka berapa yang kita pilih?'</w:t>
+        <w:t>Guru: 'Sekarang tantangan berikutnya: Ibu punya 12 donat cokelat dan 18 donat keju. Atau bayangkan Aqlan punya 12 bearing roda dan 18 stiker skateboard keren untuk dibagikan ke teman-teman skater. Faktor yang bisa membagi 12 dan 18 sekaligus ada angka 1, 2, 3, dan 6. Tapi kita mau bikin KANTONG HADIAH SEBANYAK-BANYAKNYA! Angka berapa yang kita pilih?'</w:t>
         <w:br/>
         <w:br/>
         <w:t>Aqlan: 'Angka 6, Bu!'</w:t>
         <w:br/>
         <w:br/>
-        <w:t>Guru: 'Tepat! Karena mencari faktor pembagi yang paling BESAR, inilah FPB! Aqlan bisa membuat 6 kantong pouch toolkit, masing-masing berisi 2 bearing dan 3 stiker tanpa sisa sebiji pun!'</w:t>
+        <w:t>Guru: 'Tepat! Kenapa kita pilih angka 6, bukan angka 2 atau 3?'</w:t>
+        <w:br/>
+        <w:br/>
+        <w:t>Aqlan: 'Kan kita mau bikin paket hadiah sebanyak-banyaknya, jadi pilih angka pembagi yang paling besar!'</w:t>
+        <w:br/>
+        <w:br/>
+        <w:t>Guru: 'Brilian sekali! Karena kita mencari faktor pembagi yang paling BESAR, inilah yang dinamakan FPB (Faktor Persekutuan Terbesar)! Jadi Aqlan bisa membuat 6 kantong pouch toolkit, masing-masing berisi 2 bearing roda (12 ÷ 6) dan 3 stiker (18 ÷ 6) secara pas tanpa ada sisa sebiji pun!'</w:t>
       </w:r>
     </w:p>
     <w:p>
@@ -372,7 +437,7 @@
         <w:br/>
       </w:r>
       <w:r>
-        <w:t>Guru: 'Aqlan, ingat kunci ini: Kalau ceritanya tentang bergerak maju mencari waktu bertemu lagi di garis start atau jadwal bersama, itu KPK! Kalau ceritanya membagi peralatan rata, itu FPB! Sekarang saatnya kita mainkan web game detektif Aqlan di link yang Ibu kirimkan ya!'</w:t>
+        <w:t>Guru: 'Aqlan, simpan kunci rahasia ini di kepalamu: Kalau soal ceritanya tentang berlari maju mencari waktu bertemu bersama lagi di garis start atau jadwal bersama, itu KPK! Tapi kalau ceritanya tentang membagi-bagi makanan ke wadah sama rata tanpa sisa, itu FPB! Nah, teorinya Aqlan sudah kuasai 100%. Sekarang saatnya kita buktikan kemampuan detektifmu di website game! Buka link web game Aqlan sekarang ya, kita mulai dari tombol perasaan How are you today lalu kita warnai tabel angkanya!'</w:t>
       </w:r>
     </w:p>
     <w:p>
@@ -393,7 +458,7 @@
         <w:pStyle w:val="Heading3"/>
       </w:pPr>
       <w:r>
-        <w:t>📌 Slide 1: Misi Koreografer Senam Dunia (Konteks &amp; Risiko Fatal Ketukan Sumbang)</w:t>
+        <w:t>📌 Slide 1: Tragedi Dua Loyang Pizza Pesta Ulang Tahun (Misteri 1/4 + 1/6 ≠ 2/10)</w:t>
       </w:r>
     </w:p>
     <w:p>
@@ -405,15 +470,15 @@
         <w:br/>
       </w:r>
       <w:r>
-        <w:t>🏆 Misi Mishka: Koreografer Tim Senam Artistik Indonesia di Kejuaraan Dunia!</w:t>
+        <w:t>🍕 Tragedi Dua Loyang Pizza Pesta Ulang Tahun:</w:t>
         <w:br/>
-        <w:t>• Gerakan Salto: Durasi 1/4 frase lagu.</w:t>
+        <w:t>• Loyang Keju : Dipotong jadi 4 irisan JUMBO (1/4)</w:t>
         <w:br/>
-        <w:t>• Gerakan Piruet: Durasi 1/6 frase lagu.</w:t>
+        <w:t>• Loyang Sosis: Dipotong jadi 6 irisan RAMPING (1/6)</w:t>
         <w:br/>
-        <w:t>⚠️ Risiko: 1/4 + 1/6 = 2/10 bikin irama sumbang, pendaratan meleset, &amp; risiko cedera!</w:t>
+        <w:t>⚠️ Kesalahan Fatal: Tamu berkata 1/4 + 1/6 = 2/10 (2 potong dari 10 potong)!</w:t>
         <w:br/>
-        <w:t>🎯 Tantangan STEM: Mengapa penyebut tidak boleh langsung dijumlahkan?</w:t>
+        <w:t>🎯 Mengapa ini TIDAK ADIL dan DILARANG KERAS?</w:t>
         <w:br/>
         <w:br/>
       </w:r>
@@ -426,16 +491,25 @@
         <w:br/>
       </w:r>
       <w:r>
-        <w:t>Guru: 'Halo Mishka! How are you today? Hari ini Mishka resmi ditunjuk sebagai Perancang Strategi Koreografi Tim Senam Artistik Indonesia di panggung kejuaraan dunia! Di babak final, tim kita harus menyatukan dua gerakan akrobatik yang memukau: gerakan salto udara berdurasi 1/4 frase lagu, dan putaran piruet pita berdurasi 1/6 frase lagu.</w:t>
+        <w:t>Guru: 'Halo Mishka! How are you today? Siap jadi detektif logika hari ini? Coba Mishka bayangkan kamu diundang ke sebuah pesta ulang tahun yang seru sekali! Di meja prasmanan, ada dua loyang pizza lezat yang ukuran lingkarannya sama persis. Loyang pertama adalah pizza keju yang dipotong menjadi 4 irisan JUMBO yang tebal dan besar. Loyang kedua adalah pizza sosis yang dipotong menjadi 6 irisan RAMPING.</w:t>
         <w:br/>
         <w:br/>
-        <w:t>Tapi di sinilah jebakan berbahaya: banyak orang berpikir 1/4 + 1/6 langsung saja ditambah atas tambah atas jadi 2, bawah tambah bawah jadi 10. Jika memaksakan irama 2/10 ini, loncatan salto dan ketukan musik akan bertabrakan! Atlet akan mendarat di saat musik belum siap, berisiko cedera pergelangan kaki (landing injury), dan didiskualifikasi juri! Menurut Koreografer Mishka, kenapa cara menjumlahkan penyebut itu salah fatal?'</w:t>
+        <w:t>Nah, kamu mengambil 1 potong pizza keju (1/4), dan temanmu mengambil 1 potong pizza sosis (1/6). Tiba-tiba temanmu yang lain nyeletuk: Wah, berarti kalian berdua memakan (1+1)/(4+6) = 2/10, alias 2 potong dari 10 potong pizza!</w:t>
         <w:br/>
         <w:br/>
-        <w:t>Mishka: 'Karena penyebut di bawah itu bukan angka biasa, Bu. Ukuran ketukannya beda!'</w:t>
+        <w:t>Pertanyaan Ibu untuk Mishka: Menurut kamu, adil nggak kalau dibilang kalian makan 2/10? Kenapa cara menjumlahkan atas tambah atas, bawah tambah bawah itu salah besar dan dilarang keras?'</w:t>
         <w:br/>
         <w:br/>
-        <w:t>Guru: 'Tepat sekali! Angka di bawah adalah ukuran satuan irama. Satu ketukan lambat (1/4) tidak bisa langsung disatukan dengan satu ketukan cepat (1/6). Mari kita bedah ketimpangannya di slide ke-2!'</w:t>
+        <w:t>Mishka: 'Nggak adil sama sekali, Bu! Kan potongan pizza keju jauh lebih gede daripada pizza sosis. Ukuran potongannya beda!'</w:t>
+        <w:br/>
+        <w:br/>
+        <w:t>Guru: 'TEPAT SEKALI! Logika dan insting keadilan Mishka bekerja sempurna! Angka di bawah (penyebut) itu adalah UKURAN POTONGAN, bukan sekadar jumlah hitungan benda! 1 potongan raksasa tidak bisa dijumlahkan langsung dengan 1 potongan ramping. Kalau dipaksakan, hitungannya kacau dan timpang! Supaya kita bisa menjumlahkannya secara adil dan sah, apa yang harus kita lakukan pada kedua loyang pizza ini?'</w:t>
+        <w:br/>
+        <w:br/>
+        <w:t>Mishka: 'Harus dipotong ulang jadi irisan-irisan kecil yang besarnya sama persis, Bu!'</w:t>
+        <w:br/>
+        <w:br/>
+        <w:t>Guru: 'Brilian! Dan alat penyelaras potongan adil itulah yang kita cari dari nol di slide ke-2!'</w:t>
       </w:r>
     </w:p>
     <w:p>
@@ -443,7 +517,7 @@
         <w:pStyle w:val="Heading3"/>
       </w:pPr>
       <w:r>
-        <w:t>📌 Slide 2: Tragedi Ukuran Irisan &amp; Ketukan (The Fairness Principle)</w:t>
+        <w:t>📌 Slide 2: Menemukan Kelipatan dari Nol (Lompatan Tambah-Tambah Potongan Pizza)</w:t>
       </w:r>
     </w:p>
     <w:p>
@@ -455,11 +529,13 @@
         <w:br/>
       </w:r>
       <w:r>
-        <w:t>Prinsip Keadilan &amp; Harmoni Pecahan:</w:t>
+        <w:t>Kelipatan = Lompatan Tambah-Tambah Ukuran Potongan dari Nol!</w:t>
         <w:br/>
-        <w:t>1 ketukan besar (1/4) TIDAK BISA digabung langsung dengan 1 ketukan rapat (1/6)!</w:t>
+        <w:t>• Loyang Keju (basis 4) : Mulai 0 ➜ Tambah 4 terus: 4, 8, 🟢 12, 16, 20...</w:t>
         <w:br/>
-        <w:t>Kita harus menemukan STANDAR KETUKAN BERSAMA yang adil &amp; presisi.</w:t>
+        <w:t>• Loyang Sosis (basis 6) : Mulai 0 ➜ Tambah 6 terus: 6, 🟢 12, 18, 24...</w:t>
+        <w:br/>
+        <w:t>🎯 Standar Ukuran Irisan Adil Bersama: Sama-sama dipotong 12 bagian!</w:t>
         <w:br/>
         <w:br/>
       </w:r>
@@ -472,13 +548,22 @@
         <w:br/>
       </w:r>
       <w:r>
-        <w:t>Guru: 'Coba Mishka lihat timbangan piringan irama ini. Bagian seperempat itu irisan besar (1 loyang musik bagi 4). Sedangkan bagian seperenam itu irisan lebih rapat (1 loyang bagi 6). Kalau kita bilang 2 potong dari 10, itu merusak ritme musik karena ukuran langkahnya timpang! Supaya atlet kita bisa melakukan transisi gerakan dengan mulus dan sah, apa yang harus kita lakukan pada piringan ketukan ini?'</w:t>
+        <w:t>Guru: 'Mishka, bagaimana cara kita menemukan ukuran potongan adil yang pas untuk kedua pizza itu tanpa harus menebak-nebak atau menghafal tabel perkalian yang kaku? Jawabannya: Kita temukan dari nol pakai Lompatan Tambah-Tambah!</w:t>
         <w:br/>
         <w:br/>
-        <w:t>Mishka: 'Harus dipotong ulang ke ukuran kecil-kecil yang sama persis, Bu!'</w:t>
+        <w:t>Coba kita lihat loyang keju yang awalnya 4 potong. Kalau tiap potongan kita bagi-bagi lagi secara teratur: mulai dari 0, tambah 4 jadi 4, tambah 4 lagi jadi 8, tambah 4 lagi jadi 12 potong!</w:t>
         <w:br/>
         <w:br/>
-        <w:t>Guru: 'Tepat sekali! Dan alat pemotong adil penyelaras ketukan itulah yang kita sebut KPK!'</w:t>
+        <w:t>Sekarang loyang sosis yang awalnya 6 potong. Mulai dari 0: tambah 6 jadi 6, tambah 6 lagi jadi 12 potong!</w:t>
+        <w:br/>
+        <w:br/>
+        <w:t>Nah Mishka, Lompat Tambah-Tambah Angka yang Sama inilah yang di matematika dinamakan Kelipatan! Jadi kelipatan itu cuma lompatan tambah-tambah berulang! Coba Mishka lihat, di angka berapa jumlah potongan kedua loyang mendarat di angka yang persis sama untuk pertama kalinya?'</w:t>
+        <w:br/>
+        <w:br/>
+        <w:t>Mishka: 'Di angka 12, Bu!'</w:t>
+        <w:br/>
+        <w:br/>
+        <w:t>Guru: 'Mata elang seorang juara! Angka 12 adalah ukuran potongan standar adil yang sama persis untuk kedua loyang pizza!'</w:t>
       </w:r>
     </w:p>
     <w:p>
@@ -486,7 +571,7 @@
         <w:pStyle w:val="Heading3"/>
       </w:pPr>
       <w:r>
-        <w:t>📌 Slide 3: Solusi STEM KPK (Penyelaras Harmoni Ketukan 12 &amp; Perfect Landing)</w:t>
+        <w:t>📌 Slide 3: Solusi STEM KPK (Penyelaras Harmoni Ketukan 12 &amp; Perfect Stick Landing)</w:t>
       </w:r>
     </w:p>
     <w:p>
@@ -500,13 +585,13 @@
       <w:r>
         <w:t>🎯 Solusi STEM: KPK = Penyelaras Harmoni Musik &amp; Pendaratan Sempurna!</w:t>
         <w:br/>
-        <w:t>Standar Ketukan Bersama: ⭐ KPK(4, 6) = 12 Ketukan ⭐</w:t>
+        <w:t>Standar Irisan / Ketukan Bersama: ⭐ KPK(4, 6) = 12 ⭐</w:t>
         <w:br/>
-        <w:t>• Salto: 1/4 = 3/12 (3 ketukan per-12)</w:t>
+        <w:t>• Potongan Keju / Gerakan Salto : 1/4 = 3/12 (3 ketukan per-12)</w:t>
         <w:br/>
-        <w:t>• Piruet: 1/6 = 2/12 (2 ketukan per-12)</w:t>
+        <w:t>• Potongan Sosis / Gerakan Piruet: 1/6 = 2/12 (2 ketukan per-12)</w:t>
         <w:br/>
-        <w:t>Hasil: Pendaratan Sempurna (Perfect Stick Landing), Nol Cedera, Medali Emas!</w:t>
+        <w:t>🤸‍♀️ Pesenam Juara: Selaras di ketukan 12 ➜ Perfect Stick Landing, Nol Cedera, Medali Emas!</w:t>
         <w:br/>
         <w:br/>
       </w:r>
@@ -519,16 +604,22 @@
         <w:br/>
       </w:r>
       <w:r>
-        <w:t>Guru: 'Untuk mencari ketukan bersama yang adil dan aman, kita cari kelipatan terkecil yang bisa membagi 4 dan 6 sekaligus: ketemu di angka 12!</w:t>
+        <w:t>Guru: 'Karena angka 12 adalah titik temu kelipatan yang paling pertama dan paling kecil, itulah mengapa para ilmuwan menyebutnya KPK (Kelipatan Persekutuan Terkecil)! Jadi KPK dari 4 dan 6 adalah 12!</w:t>
         <w:br/>
         <w:br/>
-        <w:t>Oiya Mishka, selain mendaftar kelipatan, ilmuwan dan pelatih pro punya alat bantu rahasia bernama Pohon Faktor &amp; Bilangan Prima! Bilangan prima itu seperti batu bata lego paling dasar yang tidak bisa dipecah lagi: 2, 3, 5, 7. Angka 4 kalau dipecah adalah 2 × 2 = 2². Angka 6 adalah 2 × 3. Aturan KPK: ambil semua faktor prima, jika sama ambil pangkat terbesar: 2² × 3 = 4 × 3 = 12!</w:t>
+        <w:t>Selain lompat tambah-tambah, ilmuwan dan pelatih pro punya alat bantu keren bernama Pohon Faktor &amp; Bilangan Prima! Bilangan prima itu seperti balok lego paling dasar yang tidak bisa dipecah lagi, yaitu 2, 3, 5, 7... Angka 4 kalau dipecah adalah 2 × 2 = 2². Angka 6 adalah 2 × 3. Aturan emas KPK: kumpulkan semua faktor prima dan jika sama pilih pangkat terbesar: 2² × 3 = 4 × 3 = 12!</w:t>
         <w:br/>
         <w:br/>
-        <w:t>Nah Mishka, sekarang lihat keajaibannya di atas matras senam! Gerakan salto 1/4 kini setara dengan 3 ketukan per-12 (3/12). Gerakan piruet 1/6 setara dengan 2 ketukan per-12 (2/12). Ketika digabungkan: 3 + 2 = 5 ketukan dari total 12 ketukan musik (5/12)! Tepat di ketukan gong ke-12, kedua kaki atlet menjejak matras dengan stabil tanpa goyah sedikit pun (perfect stick landing)! Seluruh juri berdiri bertepuk tangan dan memberi nilai 10 mutlak! KPK di sini adalah instrumen keindahan dan keselamatan atlet!</w:t>
+        <w:t>Nah Mishka, sekarang lihat bagaimana rumus KPK ini bekerja menyelamatkan hidupmu di dunia senam! Bayangkan kamu sedang merancang koreografi senam artistik di kejuaraan dunia. Dua gerakan penentu medali emas diiringi musik orkestra: gerakan salto akrobatik berdurasi 1/4 frase lagu, dan putaran piruet pita berdurasi 1/6 frase lagu.</w:t>
         <w:br/>
         <w:br/>
-        <w:t>🎙️ TRANSISI KE BLOK MENULIS (15–18 MENIT): Seorang koreografer kelas dunia selalu mengabadikan rumusnya di buku jurnal strategi. Sekarang Mishka siapkan buku catatan fisik dan spidol warna favoritmu. Selama 15–18 menit ke depan, Mishka akan menggambar pohon faktor balok lego dan mencatat rumus penyelaras ketukan 12 ini di buku tulismu. Yuk kita buka buku catatan sekarang!'</w:t>
+        <w:t>Jika ketukan lagunya sumbang dan tidak diselaraskan, pesenam bisa melompat terlalu cepat atau terlambat mendarat, akhirnya terpeleset parah (landing injury), cedera lutut, dan kehilangan medali!</w:t>
+        <w:br/>
+        <w:br/>
+        <w:t>Tapi berkat KPK = 12: Gerakan salto setara dengan 3 ketukan per-12 (3/12). Gerakan piruet setara dengan 2 ketukan per-12 (2/12). Ketika digabungkan, total durasinya pas 5 ketukan! Dan tepat di ketukan gong ke-12, kedua kaki mendarat kokoh di matras tanpa goyah sedikit pun (perfect stick landing)! Seluruh juri berdiri bertepuk tangan dan memberi nilai 10 mutlak! KPK di sini bukan sekadar matematika, tapi adalah instrumen keindahan dan keselamatan atlet!</w:t>
+        <w:br/>
+        <w:br/>
+        <w:t>🎙️ TRANSISI KE BLOK MENULIS (15–18 MENIT): Seorang koreografer kelas dunia selalu mengabadikan strategi juaranya di buku catatan. Sekarang Mishka siapkan buku catatan fisik dan spidol warna favoritmu. Selama 15–18 menit ke depan, Mishka akan menggambar pohon faktor balok lego dan mencatat rumus penyelaras ketukan 12 ini di buku tulismu. Yuk kita buka buku catatan sekarang!'</w:t>
       </w:r>
     </w:p>
     <w:p>
@@ -536,7 +627,7 @@
         <w:pStyle w:val="Heading3"/>
       </w:pPr>
       <w:r>
-        <w:t>📌 Slide 4: Operasi Penjumlahan Sah</w:t>
+        <w:t>📌 Slide 4: Eksekusi Penjumlahan Sempurna</w:t>
       </w:r>
     </w:p>
     <w:p>
@@ -548,7 +639,13 @@
         <w:br/>
       </w:r>
       <w:r>
+        <w:t>Ketika ukuran potongan sudah sama-sama per-12:</w:t>
+        <w:br/>
+        <w:t>3 potong keju + 2 potong sosis = 5 potong dari total 12 bagian!</w:t>
+        <w:br/>
         <w:t>1/4 + 1/6 = 3/12 + 2/12 = 5/12</w:t>
+        <w:br/>
+        <w:t>⚠️ Penyebut TETAP 12, tidak dijumlahkan menjadi 24!</w:t>
         <w:br/>
         <w:br/>
       </w:r>
@@ -561,7 +658,19 @@
         <w:br/>
       </w:r>
       <w:r>
-        <w:t>Guru: 'Setelah penyebutnya sama-sama 12, baru boleh atasnya dijumlahkan: 3 + 2 = 5/12! Ingat ya: penyebut 12 TETAP, tidak ikut dijumlahkan jadi 24!'</w:t>
+        <w:t>Guru: 'Sekarang potongannya sudah sama-sama per-12. Ada 3 potong kecil keju ditambah 2 potong kecil sosis. Totalnya ada berapa potong kecil, Mishka?'</w:t>
+        <w:br/>
+        <w:br/>
+        <w:t>Mishka: 'Ada 5 potong dari 12, jadi 5/12!'</w:t>
+        <w:br/>
+        <w:br/>
+        <w:t>Guru: 'Oke, kenapa angka 12 di bawahnya tidak ikut dijumlahkan jadi 24? Apa relevansinya dengan satu loyang pizza tadi?'</w:t>
+        <w:br/>
+        <w:br/>
+        <w:t>Mishka: 'Karena satu loyang pizzanya tetap dipotong 12 bagian, Bu, bukan berubah jadi 24 bagian.'</w:t>
+        <w:br/>
+        <w:br/>
+        <w:t>Guru: 'Jawaban tingkat tinggi! Mishka benar-benar paham logikanya, bukan cuma hafal rumus!'</w:t>
       </w:r>
     </w:p>
     <w:p>
@@ -569,7 +678,7 @@
         <w:pStyle w:val="Heading3"/>
       </w:pPr>
       <w:r>
-        <w:t>📌 Slide 5: FPB sebagai Penyederhana Pecahan</w:t>
+        <w:t>📌 Slide 5: Konsep Dasar FPB dari Nol &amp; Kapan Giliran FPB Beraksi? (Uji Coba Piring Tanpa Sisa &amp; Menyederhanakan Pecahan)</w:t>
       </w:r>
     </w:p>
     <w:p>
@@ -581,9 +690,17 @@
         <w:br/>
       </w:r>
       <w:r>
-        <w:t>Pecahan Raksasa 18/24 ──► Dibagi 6 (FPB) ──► Menjadi 3/4 Ramping!</w:t>
+        <w:t>Faktor = Angka Pembagi PAS Tanpa Sisa (Tanpa Bikin Rebutan)!</w:t>
         <w:br/>
-        <w:t>Kapsul Pohon Faktor: 18 = 2 × 3² dan 24 = 2³ × 3 ──► FPB = 2¹ × 3¹ = 6.</w:t>
+        <w:t>• Faktor 18 : 1, 2, 3, 🟢 6, 9, 18</w:t>
+        <w:br/>
+        <w:t>• Faktor 24 : 1, 2, 3, 4, 🟢 6, 8, 12, 24</w:t>
+        <w:br/>
+        <w:t>🎁 FPB = 6 (Pembagi Terbesar Tanpa Sisa!)</w:t>
+        <w:br/>
+        <w:t>💎 Aplikasi FPB: Merampingkan Pecahan Raksasa Sekali Jalan!</w:t>
+        <w:br/>
+        <w:t>(18 ÷ 6) / (24 ÷ 6) = 3/4</w:t>
         <w:br/>
         <w:br/>
       </w:r>
@@ -596,16 +713,33 @@
         <w:br/>
       </w:r>
       <w:r>
-        <w:t>Guru: 'Kalau KPK bertugas di awal untuk menyamakan penyebut, kapan giliran FPB beraksi? FPB beraksi saat hasil pecahan kita angkanya terlalu besar dan gendut, misalnya 18/24! Untuk merampingkannya sekali jalan sampai mentok paling sederhana, kita bagi pembilang dan penyebut dengan FPB-nya!</w:t>
+        <w:t>Guru: 'Kalau tadi KPK bertugas menyamakan potongan kue saat menjumlahkan, sekarang dari mana sih konsep FPB itu ditemukan dari nol?</w:t>
         <w:br/>
         <w:br/>
-        <w:t>Kalau pakai pohon faktor: 18 = 2 × 3² dan 24 = 2³ × 3. Aturan FPB: hanya pilih faktor prima yang SAMA di keduanya, lalu ambil pangkat TERKECIL: 2¹ × 3¹ = 6! Berarti pembagi saktinya adalah 6! Coba Mishka bagi 18 dan 24 dengan 6, jadi berapa?'</w:t>
+        <w:t>Bayangkan Mishka punya 18 biskuit energi dan 24 kotak susu untuk dibagikan ke tas teman-teman pesenam tanpa ada sisa sedikit pun supaya nggak rebutan!</w:t>
+        <w:br/>
+        <w:t>• Kalau dibagi ke 2 tas: pas tanpa sisa.</w:t>
+        <w:br/>
+        <w:t>• Kalau dibagi ke 3 tas: pas tanpa sisa.</w:t>
+        <w:br/>
+        <w:t>• Coba kalau dibagi ke 4 tas: susu pas dapat 6, tapi biskuitnya... 18 ÷ 4 cuma dapat 4 dan ADA SISA 2 BISKUIT TERTINGGAL! Bisa nggak, Mishka?'</w:t>
         <w:br/>
         <w:br/>
-        <w:t>Mishka: 'Atas jadi 3, bawah jadi 4. Jadi 3/4, Bu!'</w:t>
+        <w:t>Mishka: 'Nggak bisa, Bu! Nanti ada atlet yang rebutan 2 biskuit sisanya!'</w:t>
         <w:br/>
         <w:br/>
-        <w:t>Guru: 'Tepat sekali! Pecahan raksasa 18/24 langsung ramping jadi 3/4 dalam satu tarikan napas berkat FPB!'</w:t>
+        <w:t>Guru: 'Betul sekali! Karena bersisa dan bikin rebutan, maka angka 4 GAGAL jadi faktor bersama!</w:t>
+        <w:br/>
+        <w:t>• Tapi kalau kita bagi ke 6 tas: biskuit pas dapat 3, susu pas dapat 4, SISA 0!</w:t>
+        <w:br/>
+        <w:br/>
+        <w:t>Karena angka 6 adalah pembagi terbesar yang pas tanpa sisa, angka 6 inilah FPB (Faktor Persekutuan Terbesar)!</w:t>
+        <w:br/>
+        <w:br/>
+        <w:t>Nah, dalam matematika pecahan, FPB ini adalah alat sulap paling sakti! Saat hasil pecahanmu berukuran raksasa seperti 18/24, jangan bingung! Langsung bagi pembilang dan penyebut dengan FPB-nya, yaitu 6!</w:t>
+        <w:br/>
+        <w:br/>
+        <w:t>18 ÷ 6 = 3 dan 24 ÷ 6 = 4. Pecahan langsung ramping menjadi 3/4 dalam satu tarikan napas berkat FPB!'</w:t>
       </w:r>
     </w:p>
     <w:p>
@@ -613,7 +747,7 @@
         <w:pStyle w:val="Heading3"/>
       </w:pPr>
       <w:r>
-        <w:t>📌 Slide 6: Peta Strategi Hitung + Gerbang Web Game</w:t>
+        <w:t>📌 Slide 6: Peta Strategi &amp; Masuk ke Web Games</w:t>
       </w:r>
     </w:p>
     <w:p>
@@ -625,9 +759,9 @@
         <w:br/>
       </w:r>
       <w:r>
-        <w:t>KPK = Samakan Penyebut Pecahan (Harmonisasi Irama Ketukan)</w:t>
+        <w:t>1. Penjumlahan / Pengurangan beda penyebut ➜ Panggil KPK!</w:t>
         <w:br/>
-        <w:t>FPB = Sederhanakan Pecahan (Rampingkan Koreografi)</w:t>
+        <w:t>2. Menyederhanakan pecahan akhir ➜ Panggil FPB!</w:t>
         <w:br/>
         <w:t>🎮 BUKA WEB GAME MISHKA: https://tiara-dwi.github.io/pkbm-games/math/mishka.html</w:t>
         <w:br/>
@@ -642,7 +776,7 @@
         <w:br/>
       </w:r>
       <w:r>
-        <w:t>Guru: 'Luar biasa Mishka! Sekarang saatnya kita uji pemahaman konsepmu di web game Mishka. Kita mulai dari tombol mood check-in lalu eksplorasi grid angka KPK dan FPB!'</w:t>
+        <w:t>Guru: 'Luar biasa! Sekarang Mishka sudah memegang peta rahasia pecahan: KPK untuk menyamakan penyebut, FPB untuk menyederhanakan. Sekarang yuk kita buka website game Mishka! Mulai dengan tombol How are you today, lalu pakai kuas warna di Alat 1 untuk membuktikan angka KPK dan FPB di tabel 1-100!'</w:t>
       </w:r>
     </w:p>
     <w:sectPr>

--- a/docs/Tab_2_Khusus_Guru_Script_Word_by_Word.docx
+++ b/docs/Tab_2_Khusus_Guru_Script_Word_by_Word.docx
@@ -8,9 +8,9 @@
           <w:rFonts w:ascii="Arial" w:hAnsi="Arial"/>
           <w:b/>
           <w:color w:val="0F172A"/>
-          <w:sz w:val="40"/>
+          <w:sz w:val="44"/>
         </w:rPr>
-        <w:t>🎙️ SCRIPT WORD-BY-WORD GURU &amp; STRUKTUR LES 60 MENIT</w:t>
+        <w:t>🎙️ FULL SCRIPT WORD-BY-WORD: PANDUAN MENGAJAR GURU</w:t>
       </w:r>
     </w:p>
     <w:p>
@@ -19,14 +19,16 @@
           <w:rFonts w:ascii="Arial" w:hAnsi="Arial"/>
           <w:i/>
           <w:color w:val="64748B"/>
-          <w:sz w:val="21"/>
+          <w:sz w:val="22"/>
         </w:rPr>
-        <w:t>Panduan Lengkap Guru: Canva Explaining + 15-18 Menit Menulis Aktif + Web Games Hands-on</w:t>
+        <w:t>PKBM Penerus Bangsa • Pembelajaran Privat 1-on-1: Aqlan (Kelas 4) &amp; Mishka (Kelas 5)</w:t>
+        <w:br/>
+        <w:t>Matematika (KPK &amp; FPB dari Nol) + IPAS (Energi &amp; Magnet Listrik) + Skema 60 Menit</w:t>
       </w:r>
     </w:p>
     <w:p>
       <w:pPr>
-        <w:spacing w:after="160"/>
+        <w:spacing w:after="200"/>
       </w:pPr>
     </w:p>
     <w:p>
@@ -34,7 +36,7 @@
         <w:pStyle w:val="Heading1"/>
       </w:pPr>
       <w:r>
-        <w:t>⏱️ STRUKTUR ALOKASI WAKTU 60 MENIT (STANDAR LES PRIVAT)</w:t>
+        <w:t>⏱️ STRUKTUR RUNDOWN WAKTU 60 MENIT (STANDAR LES PRIVAT)</w:t>
       </w:r>
     </w:p>
     <w:p>
@@ -45,7 +47,7 @@
         <w:t xml:space="preserve">• Menit 00–05 (5 Menit): </w:t>
       </w:r>
       <w:r>
-        <w:t>Mood Check-in &amp; Pemanasan. Tanya santai tentang latihan skateboard/senam + klik mood di web game.</w:t>
+        <w:t>Mood Check-in &amp; Pemanasan. Tanya santai kabar latihan skateboard/senam + klik mood emosi di web game.</w:t>
         <w:br/>
       </w:r>
       <w:r>
@@ -55,7 +57,7 @@
         <w:t xml:space="preserve">• Menit 05–17 (12 Menit): </w:t>
       </w:r>
       <w:r>
-        <w:t>Teori Padat &amp; Misteri Soal (Slide 1 &amp; 2). Menghadapkan siswa pada inti masalah secara lugas tanpa membingungkan.</w:t>
+        <w:t>Teori Padat &amp; Narasi Inti (Slide 1 &amp; 2). Menghadapkan siswa pada inti misteri soal secara lugas tanpa membingungkan.</w:t>
         <w:br/>
       </w:r>
       <w:r>
@@ -65,7 +67,7 @@
         <w:t xml:space="preserve">• Menit 17–27 (10 Menit): </w:t>
       </w:r>
       <w:r>
-        <w:t>💡 Jembatan Imajinasi Kinestetik (Slide 3). Membawa materi ke dunia nyata anak (Skater &amp; Pesenam) untuk memicu 'Aha! Moment'.</w:t>
+        <w:t>💡 Jembatan Imajinasi Kinestetik &amp; Solusi STEM (Slide 3). Membawa materi ke dunia nyata anak (Skater &amp; Pesenam) untuk memicu 'Aha! Moment'.</w:t>
         <w:br/>
       </w:r>
       <w:r>
@@ -75,7 +77,7 @@
         <w:t xml:space="preserve">• Menit 27–44 (17 Menit): </w:t>
       </w:r>
       <w:r>
-        <w:t>✍️ BLOK EMAS: AKTIF MENULIS SISWA (15–18 MENIT). Siswa fokus menulis mandiri di buku tulis fisik (menggambar pohon faktor, lintasan, dan rumus emas).</w:t>
+        <w:t>✍️ BLOK EMAS: AKTIF MENULIS SISWA (15–18 MENIT). Siswa fokus menulis mandiri di buku tulis fisik (menggambar pohon faktor, lintasan, dan rumus emas tanpa terdistraksi layar).</w:t>
         <w:br/>
       </w:r>
       <w:r>
@@ -100,7 +102,7 @@
     </w:p>
     <w:p>
       <w:pPr>
-        <w:spacing w:after="160"/>
+        <w:spacing w:after="240"/>
       </w:pPr>
     </w:p>
     <w:p>
@@ -108,7 +110,15 @@
         <w:pStyle w:val="Heading1"/>
       </w:pPr>
       <w:r>
-        <w:t>🧒 JALUR 1: SESI AQLAN (KELAS 4)</w:t>
+        <w:t>🧒 JALUR 1: AQLAN (KELAS 4 - FASE B)</w:t>
+      </w:r>
+    </w:p>
+    <w:p>
+      <w:pPr>
+        <w:pStyle w:val="Heading2"/>
+      </w:pPr>
+      <w:r>
+        <w:t>📐 MATEMATIKA: FPB &amp; KPK DASAR (6 SLIDE CANVA + BLOK MENULIS)</w:t>
       </w:r>
     </w:p>
     <w:p>
@@ -116,7 +126,7 @@
         <w:pStyle w:val="Heading3"/>
       </w:pPr>
       <w:r>
-        <w:t>📌 Slide 1: The Running Lap Challenge (Misteri Dua Pelari di Garis START)</w:t>
+        <w:t>📌 Slide 1: The Running Lap Challenge (Misteri Garis START)</w:t>
       </w:r>
     </w:p>
     <w:p>
@@ -156,7 +166,7 @@
         <w:t>Aqlan: 'Bakal ketemu lagi di garis START, Bu!'</w:t>
         <w:br/>
         <w:br/>
-        <w:t>Guru: 'Keren! Kenapa Aqlan yakin mereka bakal ketemu lagi di garis START, padahal waktu satu putarannya beda (3 menit vs 4 menit)?'</w:t>
+        <w:t>Guru (Menantang Logika): 'Keren! Kenapa Aqlan yakin mereka bakal ketemu lagi di garis START, padahal waktu satu putarannya beda (3 menit vs 4 menit)?'</w:t>
         <w:br/>
         <w:br/>
         <w:t>Aqlan: 'Soalnya waktu kan terus berjalan maju, Bu. Nanti ada menit tertentu di mana putaran mereka pas sama-sama selesai pas di garis start!'</w:t>
@@ -182,7 +192,7 @@
         <w:br/>
       </w:r>
       <w:r>
-        <w:t>Kelipatan = Lompatan Tambah-Tambah Angka yang Sama!</w:t>
+        <w:t>Kelipatan = Lompatan Tambah-Tambah Angka yang Sama dari Titik Nol!</w:t>
         <w:br/>
         <w:t>• The Boy (tiap 3 menit) : Mulai 0 ➜ Tambah 3 terus: 3, 6, 9, 🟢 12, 15, 18, 21, 🟢 24...</w:t>
         <w:br/>
@@ -201,7 +211,7 @@
         <w:br/>
       </w:r>
       <w:r>
-        <w:t>Guru: 'Aqlan, dari mana sih datangnya angka-angka menit ini? Apakah harus dihafal dari tabel perkalian? Jawabannya: NGGAK PERLU DIHAFAL! Kita bisa temukan sendiri dari titik nol pakai Lompatan Tambah-Tambah!</w:t>
+        <w:t>Guru: 'Aqlan, dari mana sih datangnya angka-angka menit ini? Apakah harus dihafal dari tabel perkalian yang kaku? Jawabannya: NGGAK PERLU DIHAFAL! Kita bisa temukan sendiri dari titik nol pakai Lompatan Tambah-Tambah!</w:t>
         <w:br/>
         <w:br/>
         <w:t>Coba perhatikan The Boy: saat peluit bunyi di garis start, stopwatch masih di angka 0.</w:t>
@@ -229,7 +239,7 @@
         <w:t>Guru: 'Bagus sekali! Sekarang giliran The Girl yang larinya 4 menit. Mulai dari 0: tambah 4 jadi 4, tambah 4 lagi jadi 8, tambah 4 lagi jadi 12!</w:t>
         <w:br/>
         <w:br/>
-        <w:t>Nah Aqlan, Lompat Tambah-Tambah Angka yang Sama inilah yang di matematika dinamakan Kelipatan! Jadi kalau Aqlan lupa perkalian, cukup ingat: tinggal ditambah-tambah angka yang sama terus! Coba Aqlan lihat garis waktunya: di menit ke berapa panah mereka mendarat di angka yang persis sama?'</w:t>
+        <w:t>Nah Aqlan, Lompat Tambah-Tambah Angka yang Sama inilah yang di matematika dinamakan Kelipatan! Jadi kalau Aqlan lupa perkalian, cukup ingat: tinggal ditambah-tambah angka yang sama terus! Coba Aqlan lihat garis waktunya: di menit ke berapa panah mereka mendarat di angka yang persis sama untuk pertama kalinya?'</w:t>
         <w:br/>
         <w:br/>
         <w:t>Aqlan: 'Di menit ke-12 dan menit ke-24, Bu!'</w:t>
@@ -286,7 +296,7 @@
         <w:t>Pada menit ke-12, The Boy yang larinya lebih kencang sudah dapat 4 putaran (12 ÷ 3 = 4), dan The Girl dapat 3 putaran (12 ÷ 4 = 3). Keduanya pas menginjak garis start bersamaan!</w:t>
         <w:br/>
         <w:br/>
-        <w:t>Nah Aqlan, ini persis banget kalau kamu lagi main skateboard di skatepark! Bayangkan kamu meluncur bolak-balik di mini-ramp tiap 3 detik, temanmu tiap 4 detik. Supaya kalian berdua bisa melakukan trik drop-in sync yang keren bareng-bareng di puncak ramp tanpa tabrakan, kalian harus meluncur bersamaan di detik ke berapa?'</w:t>
+        <w:t>Nah Aqlan, ini persis banget kalau kamu lagi main skateboard di skatepark! Bayangkan kamu meluncur bolak-balik di mini-ramp tiap 3 detik, temanmu tiap 4 detik. Supaya kalian berdua bisa melakukan trik drop-in sync yang keren bareng-bareng di puncak ramp tanpa tabrakan di udara (mid-air collision), kalian harus meluncur bersamaan di detik ke berapa?'</w:t>
         <w:br/>
         <w:br/>
         <w:t>Aqlan: 'Di detik ke-12, Bu!'</w:t>
@@ -295,7 +305,9 @@
         <w:t>Guru: 'BINGO! KPK itu sebenarnya adalah ritme sinkronisasi trik atlet pro agar gerakan meluncur selalu pas dan aman!</w:t>
         <w:br/>
         <w:br/>
-        <w:t>🎙️ TRANSISI KE BLOK MENULIS (15–18 MENIT): Skater dan atlet hebat itu nggak cuma jago trik di lapangan, tapi juga punya catatan strategi juara di buku! Sekarang Aqlan siapkan buku catatan tulismu dan pulpen favoritmu. Selama 15–18 menit ke depan, Aqlan akan menggambar lintasan mini-ramp ini dan mencatat rumus rahasia KPK di buku tulismu. Yuk kita buka buku catatan sekarang!'</w:t>
+        <w:t>🎙️ TRANSISI GURU MENUJU SESI MENULIS (15–18 MENIT):</w:t>
+        <w:br/>
+        <w:t>Guru: 'Skater dan atlet hebat itu nggak cuma jago trik di lapangan, tapi juga punya catatan strategi juara di buku! Sekarang Aqlan siapkan buku catatan tulismu dan pulpen favoritmu. Selama 15–18 menit ke depan, Aqlan akan menggambar lintasan mini-ramp ini dan mencatat rumus rahasia KPK di buku tulismu. Yuk kita buka buku catatan sekarang!'</w:t>
       </w:r>
     </w:p>
     <w:p>
@@ -332,7 +344,7 @@
         <w:br/>
       </w:r>
       <w:r>
-        <w:t>Guru: 'Sekarang kita masuk ke misteri kedua: FPB! Tapi dari mana sih faktor itu ditemukan? Ibu punya 12 donat cokelat di meja. Kita mau cari angka pembagi yang PAS HABIS TANPA SISA supaya teman-teman nggak ada yang rebutan.</w:t>
+        <w:t>Guru: 'Sekarang kita masuk ke misteri kedua: FPB! Tapi dari mana sih faktor itu ditemukan dari nol? Ibu punya 12 donat cokelat di meja. Kita mau cari angka pembagi yang PAS HABIS TANPA SISA supaya teman-teman nggak ada yang rebutan.</w:t>
         <w:br/>
         <w:t>• Kalau dibagi ke 1 piring: pas 12 donat (sisa 0).</w:t>
         <w:br/>
@@ -375,6 +387,8 @@
         <w:br/>
         <w:t>• Faktor 18 : 1, 2, 3, 🟢 6, 9, 18</w:t>
         <w:br/>
+        <w:t>Faktor Pembagi yang Sama: 1, 2, 3, dan 6.</w:t>
+        <w:br/>
         <w:t>🎁 FPB = Pilih Pembagi PALING BESAR = 6 Kotak / Pouch Toolkit Terbanyak!</w:t>
         <w:br/>
         <w:br/>
@@ -394,7 +408,7 @@
         <w:t>Aqlan: 'Angka 6, Bu!'</w:t>
         <w:br/>
         <w:br/>
-        <w:t>Guru: 'Tepat! Kenapa kita pilih angka 6, bukan angka 2 atau 3?'</w:t>
+        <w:t>Guru (Teknik Diskusi): 'Tepat! Kenapa kita pilih angka 6, bukan angka 2 atau 3?'</w:t>
         <w:br/>
         <w:br/>
         <w:t>Aqlan: 'Kan kita mau bikin paket hadiah sebanyak-banyaknya, jadi pilih angka pembagi yang paling besar!'</w:t>
@@ -408,7 +422,7 @@
         <w:pStyle w:val="Heading3"/>
       </w:pPr>
       <w:r>
-        <w:t>📌 Slide 6: Peta Rahasia Soal Cerita + Gerbang Web Game</w:t>
+        <w:t>📌 Slide 6: Peta Rahasia Soal Cerita (KPK vs FPB) + Gerbang Game</w:t>
       </w:r>
     </w:p>
     <w:p>
@@ -438,6 +452,254 @@
       </w:r>
       <w:r>
         <w:t>Guru: 'Aqlan, simpan kunci rahasia ini di kepalamu: Kalau soal ceritanya tentang berlari maju mencari waktu bertemu bersama lagi di garis start atau jadwal bersama, itu KPK! Tapi kalau ceritanya tentang membagi-bagi makanan ke wadah sama rata tanpa sisa, itu FPB! Nah, teorinya Aqlan sudah kuasai 100%. Sekarang saatnya kita buktikan kemampuan detektifmu di website game! Buka link web game Aqlan sekarang ya, kita mulai dari tombol perasaan How are you today lalu kita warnai tabel angkanya!'</w:t>
+      </w:r>
+    </w:p>
+    <w:p>
+      <w:pPr>
+        <w:pStyle w:val="Heading2"/>
+      </w:pPr>
+      <w:r>
+        <w:t>🔬 IPAS (KELAS 4): BAB 4 MENGUBAH BENTUK ENERGI</w:t>
+      </w:r>
+    </w:p>
+    <w:p>
+      <w:pPr>
+        <w:pStyle w:val="Heading3"/>
+      </w:pPr>
+      <w:r>
+        <w:t>📌 Slide 1: Misi Detektif: Energi Tidak Pernah Mati</w:t>
+      </w:r>
+    </w:p>
+    <w:p>
+      <w:r>
+        <w:rPr>
+          <w:b/>
+        </w:rPr>
+        <w:t>Teks di Slide Canva:</w:t>
+        <w:br/>
+      </w:r>
+      <w:r>
+        <w:t>Hukum Rahasia Energi:</w:t>
+        <w:br/>
+        <w:t>Energi tidak bisa diciptakan dari nol, dan tidak bisa dimusnahkan.</w:t>
+        <w:br/>
+        <w:t>Energi hanya bisa BERGANTI TOPENG (Berubah Bentuk)!</w:t>
+        <w:br/>
+        <w:br/>
+      </w:r>
+      <w:r>
+        <w:rPr>
+          <w:b/>
+          <w:color w:val="10B981"/>
+        </w:rPr>
+        <w:t>🎙️ Naskah Dialog Guru (Word-by-Word):</w:t>
+        <w:br/>
+      </w:r>
+      <w:r>
+        <w:t>Guru: 'Aqlan, bayangkan energi itu seperti pahlawan super ajaib. Dia tidak bisa mati dan tidak bisa dihancurkan oleh monster apapun. Tapi dia punya satu keahlian unik: dia suka menyamar dan berganti topeng! Hari ini misi Aqlan adalah membongkar topeng-topeng perubahan energi di sekitar kita!'</w:t>
+      </w:r>
+    </w:p>
+    <w:p>
+      <w:pPr>
+        <w:pStyle w:val="Heading3"/>
+      </w:pPr>
+      <w:r>
+        <w:t>📌 Slide 2: Energi Tersimpan (Kimia pada Makanan)</w:t>
+      </w:r>
+    </w:p>
+    <w:p>
+      <w:r>
+        <w:rPr>
+          <w:b/>
+        </w:rPr>
+        <w:t>Teks di Slide Canva:</w:t>
+        <w:br/>
+      </w:r>
+      <w:r>
+        <w:t>Energi Kimia (Makanan) ──► Energi Gerak (Otot Tubuh) + Panas Tubuh</w:t>
+        <w:br/>
+        <w:br/>
+      </w:r>
+      <w:r>
+        <w:rPr>
+          <w:b/>
+          <w:color w:val="10B981"/>
+        </w:rPr>
+        <w:t>🎙️ Naskah Dialog Guru (Word-by-Word):</w:t>
+        <w:br/>
+      </w:r>
+      <w:r>
+        <w:t>Guru: 'Aqlan, kalau dari pagi kamu belum sarapan sama sekali, rasanya gimana waktu disuruh main skateboard keliling lapangan?'</w:t>
+        <w:br/>
+        <w:t>Aqlan: 'Lemas banget, Bu, capek.'</w:t>
+        <w:br/>
+        <w:t>Guru: 'Tepat! Di dalam sepiring nasi tersimpan Energi Kimia. Saat dicerna perut Aqlan, energi kimianya berubah menjadi Energi Gerak di otot, plus bikin badan Aqlan hangat. Jadi makanan itu seperti bensin untuk mobil!'</w:t>
+      </w:r>
+    </w:p>
+    <w:p>
+      <w:pPr>
+        <w:pStyle w:val="Heading3"/>
+      </w:pPr>
+      <w:r>
+        <w:t>📌 Slide 3: Energi Tersimpan pada Benda (Baterai &amp; Ramp Skate)</w:t>
+      </w:r>
+    </w:p>
+    <w:p>
+      <w:r>
+        <w:rPr>
+          <w:b/>
+        </w:rPr>
+        <w:t>Teks di Slide Canva:</w:t>
+        <w:br/>
+      </w:r>
+      <w:r>
+        <w:t>Energi Potensial = Energi yang Sedang Tidur / Tersimpan!</w:t>
+        <w:br/>
+        <w:t>1. Energi Kimia Baterai</w:t>
+        <w:br/>
+        <w:t>2. Energi Potensial Gravitasi Ramp Skate &amp; Pegas Ketapel</w:t>
+        <w:br/>
+        <w:br/>
+      </w:r>
+      <w:r>
+        <w:rPr>
+          <w:b/>
+          <w:color w:val="10B981"/>
+        </w:rPr>
+        <w:t>🎙️ Naskah Dialog Guru (Word-by-Word):</w:t>
+        <w:br/>
+      </w:r>
+      <w:r>
+        <w:t>Guru: 'Saat karet ketapel ditarik ke belakang, batunya belum bergerak kan? Tapi karetnya menyimpan tenaga yang sangat kuat bernama Energi Potensial Pegas. Begitu tarikan dilepas... Wuuush! Berubah jadi energi gerak, melesat cepat!</w:t>
+        <w:br/>
+        <w:t>Sama seperti saat papan skate Aqlan diam di atas puncak ramp: menyimpan energi potensial gravitasi, begitu meluncur berubah jadi energi kinetik gerak!'</w:t>
+      </w:r>
+    </w:p>
+    <w:p>
+      <w:pPr>
+        <w:pStyle w:val="Heading3"/>
+      </w:pPr>
+      <w:r>
+        <w:t>📌 Slide 4: Lab Rumah Tangga (Transformasi Energi Listrik)</w:t>
+      </w:r>
+    </w:p>
+    <w:p>
+      <w:r>
+        <w:rPr>
+          <w:b/>
+        </w:rPr>
+        <w:t>Teks di Slide Canva:</w:t>
+        <w:br/>
+      </w:r>
+      <w:r>
+        <w:t>Setrika ➜ Panas | Kipas ➜ Gerak | TV ➜ Cahaya &amp; Suara</w:t>
+        <w:br/>
+        <w:br/>
+      </w:r>
+      <w:r>
+        <w:rPr>
+          <w:b/>
+          <w:color w:val="10B981"/>
+        </w:rPr>
+        <w:t>🎙️ Naskah Dialog Guru (Word-by-Word):</w:t>
+        <w:br/>
+      </w:r>
+      <w:r>
+        <w:t>Guru: 'Kalau kabel listrik colokan dialirkan ke setrika, topeng listriknya berubah jadi apa?'</w:t>
+        <w:br/>
+        <w:t>Aqlan: 'Jadi panas, Bu!'</w:t>
+        <w:br/>
+        <w:t>Guru: 'Kalau dicolokkan ke kipas angin?'</w:t>
+        <w:br/>
+        <w:t>Aqlan: 'Jadi gerak baling-baling!'</w:t>
+        <w:br/>
+        <w:t>Guru: 'Kalau ke televisi?'</w:t>
+        <w:br/>
+        <w:t>Aqlan: 'Jadi gambar cahaya dan suara film!'</w:t>
+        <w:br/>
+        <w:t>Guru: 'Luar biasa! Sumbernya sama-sama listrik, tapi alatnya mengubah menjadi topeng yang berbeda-beda.'</w:t>
+      </w:r>
+    </w:p>
+    <w:p>
+      <w:pPr>
+        <w:pStyle w:val="Heading3"/>
+      </w:pPr>
+      <w:r>
+        <w:t>📌 Slide 5: Rahasia Energi Sampingan (Miskonsepsi Lampu Panas)</w:t>
+      </w:r>
+    </w:p>
+    <w:p>
+      <w:r>
+        <w:rPr>
+          <w:b/>
+        </w:rPr>
+        <w:t>Teks di Slide Canva:</w:t>
+        <w:br/>
+      </w:r>
+      <w:r>
+        <w:t>Tujuan Utama: Energi Cahaya 💡 | Energi Sampingan: Energi Panas 🔥</w:t>
+        <w:br/>
+        <w:br/>
+      </w:r>
+      <w:r>
+        <w:rPr>
+          <w:b/>
+          <w:color w:val="10B981"/>
+        </w:rPr>
+        <w:t>🎙️ Naskah Dialog Guru (Word-by-Word):</w:t>
+        <w:br/>
+      </w:r>
+      <w:r>
+        <w:t>Guru: 'Waktu menyalakan lampu belajar, tujuan kita kan cuma mau cari terang cahaya. Tapi kenapa kalau sudah nyala 2 jam dan kita dekatkan tangan terasa panas?'</w:t>
+        <w:br/>
+        <w:t>Aqlan: 'Karena listriknya bocor jadi panas, Bu?'</w:t>
+        <w:br/>
+        <w:t>Guru: 'Analisis cerdas! Sebagian energi listrik tidak semuanya berhasil diubah jadi cahaya, sebagian kecil terbuang jadi energi panas akibat hambatan kabel. Makanya sekarang ada lampu LED hemat energi yang tidak banyak membuang energi jadi panas!'</w:t>
+      </w:r>
+    </w:p>
+    <w:p>
+      <w:pPr>
+        <w:pStyle w:val="Heading3"/>
+      </w:pPr>
+      <w:r>
+        <w:t>📌 Slide 6: Misi 60 Detik Kamar Aqlan</w:t>
+      </w:r>
+    </w:p>
+    <w:p>
+      <w:r>
+        <w:rPr>
+          <w:b/>
+        </w:rPr>
+        <w:t>Teks di Slide Canva:</w:t>
+        <w:br/>
+      </w:r>
+      <w:r>
+        <w:t>Misi: Ambil 1 Benda Baterai di Kamarmu Sekarang!</w:t>
+        <w:br/>
+        <w:t>Telusuri alur perubahannya: Energi ... ➜ Energi ... ➜ Energi ...</w:t>
+        <w:br/>
+        <w:br/>
+      </w:r>
+      <w:r>
+        <w:rPr>
+          <w:b/>
+          <w:color w:val="10B981"/>
+        </w:rPr>
+        <w:t>🎙️ Naskah Dialog Guru (Word-by-Word):</w:t>
+        <w:br/>
+      </w:r>
+      <w:r>
+        <w:t>Guru: 'Sekarang Ibu beri waktu 30 detik untuk Detektif Aqlan: Coba cari dan ambil 1 benda di kamarmu yang pakai baterai! Tunjukkan ke kamera dan jelaskan perubahannya!'</w:t>
+        <w:br/>
+        <w:t>(Aqlan mengambil mobil mainan)</w:t>
+        <w:br/>
+        <w:t>Aqlan: 'Ini Bu, mobil-mobilan mainan!'</w:t>
+        <w:br/>
+        <w:t>Guru: 'Keren! Dari mana perubahannya?'</w:t>
+        <w:br/>
+        <w:t>Aqlan: 'Dari kimia baterai, ke listrik kabel, terus ke gerak roda!'</w:t>
+        <w:br/>
+        <w:t>Guru: '1000 buat Detektif Aqlan! Analisis sempurna!'</w:t>
       </w:r>
     </w:p>
     <w:p>
@@ -450,7 +712,15 @@
         <w:pStyle w:val="Heading1"/>
       </w:pPr>
       <w:r>
-        <w:t>👧 JALUR 2: SESI MISHKA (KELAS 5)</w:t>
+        <w:t>👧 JALUR 2: MISHKA (KELAS 5 - FASE C)</w:t>
+      </w:r>
+    </w:p>
+    <w:p>
+      <w:pPr>
+        <w:pStyle w:val="Heading2"/>
+      </w:pPr>
+      <w:r>
+        <w:t>📐 MATEMATIKA: FPB &amp; KPK TERAPAN KE PECAHAN (6 SLIDE CANVA + BLOK MENULIS)</w:t>
       </w:r>
     </w:p>
     <w:p>
@@ -503,7 +773,7 @@
         <w:t>Mishka: 'Nggak adil sama sekali, Bu! Kan potongan pizza keju jauh lebih gede daripada pizza sosis. Ukuran potongannya beda!'</w:t>
         <w:br/>
         <w:br/>
-        <w:t>Guru: 'TEPAT SEKALI! Logika dan insting keadilan Mishka bekerja sempurna! Angka di bawah (penyebut) itu adalah UKURAN POTONGAN, bukan sekadar jumlah hitungan benda! 1 potongan raksasa tidak bisa dijumlahkan langsung dengan 1 potongan ramping. Kalau dipaksakan, hitungannya kacau dan timpang! Supaya kita bisa menjumlahkannya secara adil dan sah, apa yang harus kita lakukan pada kedua loyang pizza ini?'</w:t>
+        <w:t>Guru (Menerjemahkan Ketidakpastian): 'TEPAT SEKALI! Logika dan insting keadilan Mishka bekerja sempurna! Angka di bawah (penyebut) itu adalah UKURAN POTONGAN, bukan sekadar jumlah hitungan benda! 1 potongan raksasa tidak bisa dijumlahkan langsung dengan 1 potongan ramping. Kalau dipaksakan, hitungannya kacau dan timpang! Supaya kita bisa menjumlahkannya secara adil dan sah, apa yang harus kita lakukan pada kedua loyang pizza ini?'</w:t>
         <w:br/>
         <w:br/>
         <w:t>Mishka: 'Harus dipotong ulang jadi irisan-irisan kecil yang besarnya sama persis, Bu!'</w:t>
@@ -619,7 +889,9 @@
         <w:t>Tapi berkat KPK = 12: Gerakan salto setara dengan 3 ketukan per-12 (3/12). Gerakan piruet setara dengan 2 ketukan per-12 (2/12). Ketika digabungkan, total durasinya pas 5 ketukan! Dan tepat di ketukan gong ke-12, kedua kaki mendarat kokoh di matras tanpa goyah sedikit pun (perfect stick landing)! Seluruh juri berdiri bertepuk tangan dan memberi nilai 10 mutlak! KPK di sini bukan sekadar matematika, tapi adalah instrumen keindahan dan keselamatan atlet!</w:t>
         <w:br/>
         <w:br/>
-        <w:t>🎙️ TRANSISI KE BLOK MENULIS (15–18 MENIT): Seorang koreografer kelas dunia selalu mengabadikan strategi juaranya di buku catatan. Sekarang Mishka siapkan buku catatan fisik dan spidol warna favoritmu. Selama 15–18 menit ke depan, Mishka akan menggambar pohon faktor balok lego dan mencatat rumus penyelaras ketukan 12 ini di buku tulismu. Yuk kita buka buku catatan sekarang!'</w:t>
+        <w:t>🎙️ TRANSISI GURU MENUJU SESI MENULIS (15–18 MENIT):</w:t>
+        <w:br/>
+        <w:t>Guru: 'Seorang koreografer kelas dunia selalu mengabadikan strategi juaranya di buku catatan. Sekarang Mishka siapkan buku catatan fisik dan spidol warna favoritmu. Selama 15–18 menit ke depan, Mishka akan menggambar pohon faktor balok lego dan mencatat rumus penyelaras ketukan 12 ini di buku tulismu. Yuk kita buka buku catatan sekarang!'</w:t>
       </w:r>
     </w:p>
     <w:p>
@@ -643,7 +915,7 @@
         <w:br/>
         <w:t>3 potong keju + 2 potong sosis = 5 potong dari total 12 bagian!</w:t>
         <w:br/>
-        <w:t>1/4 + 1/6 = 3/12 + 2/12 = 5/12</w:t>
+        <w:t>1/4 + 1/6 = 3/12 + 2/12 = (3 + 2)/12 = 5/12</w:t>
         <w:br/>
         <w:t>⚠️ Penyebut TETAP 12, tidak dijumlahkan menjadi 24!</w:t>
         <w:br/>
@@ -660,15 +932,11 @@
       <w:r>
         <w:t>Guru: 'Sekarang potongannya sudah sama-sama per-12. Ada 3 potong kecil keju ditambah 2 potong kecil sosis. Totalnya ada berapa potong kecil, Mishka?'</w:t>
         <w:br/>
-        <w:br/>
         <w:t>Mishka: 'Ada 5 potong dari 12, jadi 5/12!'</w:t>
         <w:br/>
-        <w:br/>
-        <w:t>Guru: 'Oke, kenapa angka 12 di bawahnya tidak ikut dijumlahkan jadi 24? Apa relevansinya dengan satu loyang pizza tadi?'</w:t>
-        <w:br/>
+        <w:t>Guru: 'Kenapa angka 12 di bawahnya tidak ikut dijumlahkan jadi 24? Apa relevansinya dengan satu loyang pizza tadi?'</w:t>
         <w:br/>
         <w:t>Mishka: 'Karena satu loyang pizzanya tetap dipotong 12 bagian, Bu, bukan berubah jadi 24 bagian.'</w:t>
-        <w:br/>
         <w:br/>
         <w:t>Guru: 'Jawaban tingkat tinggi! Mishka benar-benar paham logikanya, bukan cuma hafal rumus!'</w:t>
       </w:r>
@@ -678,7 +946,7 @@
         <w:pStyle w:val="Heading3"/>
       </w:pPr>
       <w:r>
-        <w:t>📌 Slide 5: Konsep Dasar FPB dari Nol &amp; Kapan Giliran FPB Beraksi? (Uji Coba Piring Tanpa Sisa &amp; Menyederhanakan Pecahan)</w:t>
+        <w:t>📌 Slide 5: Konsep Dasar FPB dari Nol &amp; Kapan Giliran FPB Beraksi? (Uji Coba Tas Atlet Tanpa Sisa)</w:t>
       </w:r>
     </w:p>
     <w:p>
@@ -747,7 +1015,7 @@
         <w:pStyle w:val="Heading3"/>
       </w:pPr>
       <w:r>
-        <w:t>📌 Slide 6: Peta Strategi &amp; Masuk ke Web Games</w:t>
+        <w:t>📌 Slide 6: Peta Strategi 2 Langkah &amp; Gerbang Web Game Mishka</w:t>
       </w:r>
     </w:p>
     <w:p>
@@ -777,6 +1045,199 @@
       </w:r>
       <w:r>
         <w:t>Guru: 'Luar biasa! Sekarang Mishka sudah memegang peta rahasia pecahan: KPK untuk menyamakan penyebut, FPB untuk menyederhanakan. Sekarang yuk kita buka website game Mishka! Mulai dengan tombol How are you today, lalu pakai kuas warna di Alat 1 untuk membuktikan angka KPK dan FPB di tabel 1-100!'</w:t>
+      </w:r>
+    </w:p>
+    <w:p>
+      <w:pPr>
+        <w:pStyle w:val="Heading2"/>
+      </w:pPr>
+      <w:r>
+        <w:t>🔬 IPAS (KELAS 5): BAB 3 MAGNET, LISTRIK, DAN TEKNOLOGI</w:t>
+      </w:r>
+    </w:p>
+    <w:p>
+      <w:pPr>
+        <w:pStyle w:val="Heading3"/>
+      </w:pPr>
+      <w:r>
+        <w:t>📌 Slide 1: Gaya Tak Terlihat (Dua Kutub Magnet)</w:t>
+      </w:r>
+    </w:p>
+    <w:p>
+      <w:r>
+        <w:rPr>
+          <w:b/>
+        </w:rPr>
+        <w:t>Teks di Slide Canva:</w:t>
+        <w:br/>
+      </w:r>
+      <w:r>
+        <w:t>Magnet punya dua kutub: Utara (U) &amp; Selatan (S)</w:t>
+        <w:br/>
+        <w:t>• Kutub Senama (U-U / S-S) ➜ TOLAK-MENOLAK ↔️</w:t>
+        <w:br/>
+        <w:t>• Kutub Berlawanan (U-S)  ➜ TARIK-MENARIK ➡️⬅️</w:t>
+        <w:br/>
+        <w:br/>
+      </w:r>
+      <w:r>
+        <w:rPr>
+          <w:b/>
+          <w:color w:val="4F46E5"/>
+        </w:rPr>
+        <w:t>🎙️ Naskah Dialog Guru (Word-by-Word):</w:t>
+        <w:br/>
+      </w:r>
+      <w:r>
+        <w:t>Guru: 'Mishka, pernah main magnet batang? Magnet punya dua kutub: Utara (U) dan Selatan (S). Kalau kutub yang sama (U-U) didekatkan, apa yang terjadi?'</w:t>
+        <w:br/>
+        <w:t>Mishka: 'Tolak-menolak, Bu, kayak ada benteng tak terlihat yang dorong!'</w:t>
+        <w:br/>
+        <w:t>Guru: 'Kalau kutub yang beda (U-S)?'</w:t>
+        <w:br/>
+        <w:t>Mishka: 'Langsung nempel tarik-menarik!'</w:t>
+        <w:br/>
+        <w:t>Guru: 'Tepat! Hukum alam magnet: Kutub senama tolak-menolak, kutub tak senama tarik-menarik!'</w:t>
+      </w:r>
+    </w:p>
+    <w:p>
+      <w:pPr>
+        <w:pStyle w:val="Heading3"/>
+      </w:pPr>
+      <w:r>
+        <w:t>📌 Slide 2: Teknologi Kereta Cepat Maglev</w:t>
+      </w:r>
+    </w:p>
+    <w:p>
+      <w:r>
+        <w:rPr>
+          <w:b/>
+        </w:rPr>
+        <w:t>Teks di Slide Canva:</w:t>
+        <w:br/>
+      </w:r>
+      <w:r>
+        <w:t>Kereta Melayang 600 km/jam Tanpa Roda Menyentuh Rel!</w:t>
+        <w:br/>
+        <w:t>Prinsip: Tolak-menolak gaya magnet senama mengangkat badan kereta 10 cm.</w:t>
+        <w:br/>
+        <w:br/>
+      </w:r>
+      <w:r>
+        <w:rPr>
+          <w:b/>
+          <w:color w:val="4F46E5"/>
+        </w:rPr>
+        <w:t>🎙️ Naskah Dialog Guru (Word-by-Word):</w:t>
+        <w:br/>
+      </w:r>
+      <w:r>
+        <w:t>Guru: 'Tahukah Mishka, di Jepang dan Cina ada kereta tercepat bernama Maglev yang bisa meluncur 600 km/jam tanpa roda menyentuh rel? Kereta itu memanfaatkan gaya tolak-menolak magnet senama sehingga keretanya melayang 10 cm di atas lintasan! Karena melayang dan tidak ada gesekan roda sama sekali, keretanya bisa melaju secepat pesawat terbang!'</w:t>
+      </w:r>
+    </w:p>
+    <w:p>
+      <w:pPr>
+        <w:pStyle w:val="Heading3"/>
+      </w:pPr>
+      <w:r>
+        <w:t>📌 Slide 3: Rangkaian Seri vs Paralel (Lampu Rumah)</w:t>
+      </w:r>
+    </w:p>
+    <w:p>
+      <w:r>
+        <w:rPr>
+          <w:b/>
+        </w:rPr>
+        <w:t>Teks di Slide Canva:</w:t>
+        <w:br/>
+      </w:r>
+      <w:r>
+        <w:t>• Rangkaian Seri: 1 Jalur Tunggal (1 mati, SEMUA MATI)</w:t>
+        <w:br/>
+        <w:t>• Rangkaian Paralel: Jalur Bercabang (1 mati, LAIN TETAP MENYALA!)</w:t>
+        <w:br/>
+        <w:br/>
+      </w:r>
+      <w:r>
+        <w:rPr>
+          <w:b/>
+          <w:color w:val="4F46E5"/>
+        </w:rPr>
+        <w:t>🎙️ Naskah Dialog Guru (Word-by-Word):</w:t>
+        <w:br/>
+      </w:r>
+      <w:r>
+        <w:t>Guru: 'Di rumah Mishka, kalau lampu kamar mandi dimatikan, apakah lampu kamar tidur ikut mati?'</w:t>
+        <w:br/>
+        <w:t>Mishka: 'Nggak, Bu, lampu kamar tetap nyala.'</w:t>
+        <w:br/>
+        <w:t>Guru: 'Kenapa begitu? Karena instalasi rumah menggunakan Rangkaian Paralel (jalur kawatnya bercabang mandiri)! Kalau pakai Rangkaian Seri (satu kabel lurus seperti lampu hias pohon natal), begitu satu lampu putus, seluruh rumah bakal padam gulita!'</w:t>
+      </w:r>
+    </w:p>
+    <w:p>
+      <w:pPr>
+        <w:pStyle w:val="Heading3"/>
+      </w:pPr>
+      <w:r>
+        <w:t>📌 Slide 4: Kolaborasi Listrik &amp; Magnet (Elektromagnet)</w:t>
+      </w:r>
+    </w:p>
+    <w:p>
+      <w:r>
+        <w:rPr>
+          <w:b/>
+        </w:rPr>
+        <w:t>Teks di Slide Canva:</w:t>
+        <w:br/>
+      </w:r>
+      <w:r>
+        <w:t>Elektromagnet = Magnet Sementara yang Diciptakan dari Arus Listrik!</w:t>
+        <w:br/>
+        <w:br/>
+      </w:r>
+      <w:r>
+        <w:rPr>
+          <w:b/>
+          <w:color w:val="4F46E5"/>
+        </w:rPr>
+        <w:t>🎙️ Naskah Dialog Guru (Word-by-Word):</w:t>
+        <w:br/>
+      </w:r>
+      <w:r>
+        <w:t>Guru: 'Kalau paku besi kita lilitkan kawat tembaga lalu kita hubungkan ke baterai, paku itu tiba-tiba berubah jadi magnet yang bisa menarik jarum pentul! Itu namanya Elektromagnet. Begitu kabel baterai dilepas, sifat magnetnya langsung hilang seketika!'</w:t>
+      </w:r>
+    </w:p>
+    <w:p>
+      <w:pPr>
+        <w:pStyle w:val="Heading3"/>
+      </w:pPr>
+      <w:r>
+        <w:t>📌 Slide 5: Pemanfaatan Teknologi di Sekitar Kita</w:t>
+      </w:r>
+    </w:p>
+    <w:p>
+      <w:r>
+        <w:rPr>
+          <w:b/>
+        </w:rPr>
+        <w:t>Teks di Slide Canva:</w:t>
+        <w:br/>
+      </w:r>
+      <w:r>
+        <w:t>Aplikasi Elektromagnet: Bel Rumah, Motor Mesin Cuci, Kipas Angin, Generator PLTA</w:t>
+        <w:br/>
+        <w:br/>
+      </w:r>
+      <w:r>
+        <w:rPr>
+          <w:b/>
+          <w:color w:val="4F46E5"/>
+        </w:rPr>
+        <w:t>🎙️ Naskah Dialog Guru (Word-by-Word):</w:t>
+        <w:br/>
+      </w:r>
+      <w:r>
+        <w:t>Guru: 'Elektromagnet inilah penemuan sains yang mengubah peradaban manusia: dia yang menggerakkan pemukul bel rumah, memutar dinamo mesin cuci, sampai memutar generator raksasa di pembangkit listrik tenaga air!'</w:t>
       </w:r>
     </w:p>
     <w:sectPr>
@@ -1239,7 +1700,7 @@
       <w:rFonts w:asciiTheme="majorHAnsi" w:eastAsiaTheme="majorEastAsia" w:hAnsiTheme="majorHAnsi" w:cstheme="majorBidi"/>
       <w:b/>
       <w:bCs/>
-      <w:color w:val="4F81BD" w:themeColor="accent1"/>
+      <w:color w:val="4F46E5"/>
       <w:sz w:val="26"/>
       <w:szCs w:val="26"/>
     </w:rPr>
